--- a/examen-practico-parcial-1/Evidencias/Evidencia_Cajero_MarinoCabrera.docx
+++ b/examen-practico-parcial-1/Evidencias/Evidencia_Cajero_MarinoCabrera.docx
@@ -4,70 +4,1307 @@
   <w:body>
     <w:p>
       <w:pPr>
-        <w:shd w:fill="ffffff" w:val="clear"/>
-        <w:spacing w:after="100" w:lineRule="auto"/>
+        <w:pStyle w:val="Subtitle"/>
+        <w:shd w:fill="ffffff" w:val="clear"/>
+        <w:spacing w:after="100" w:line="480" w:lineRule="auto"/>
         <w:ind w:left="720" w:firstLine="0"/>
-        <w:rPr>
-          <w:rFonts w:ascii="Lato" w:cs="Lato" w:eastAsia="Lato" w:hAnsi="Lato"/>
-          <w:color w:val="273540"/>
-          <w:sz w:val="24"/>
-          <w:szCs w:val="24"/>
-        </w:rPr>
-      </w:pPr>
-      <w:r>
-        <w:rPr>
-          <w:rFonts w:ascii="Lato" w:cs="Lato" w:eastAsia="Lato" w:hAnsi="Lato"/>
-          <w:color w:val="273540"/>
-          <w:sz w:val="24"/>
-          <w:szCs w:val="24"/>
-          <w:rtl w:val="0"/>
-        </w:rPr>
-        <w:t xml:space="preserve">EVIDENCIAS</w:t>
-      </w:r>
-    </w:p>
-    <w:p>
-      <w:pPr>
-        <w:shd w:fill="ffffff" w:val="clear"/>
-        <w:spacing w:after="100" w:lineRule="auto"/>
+        <w:jc w:val="center"/>
+        <w:rPr/>
+      </w:pPr>
+      <w:bookmarkStart w:colFirst="0" w:colLast="0" w:name="_8ridrzlocpof" w:id="0"/>
+      <w:bookmarkEnd w:id="0"/>
+      <w:r>
+        <w:rPr>
+          <w:rtl w:val="0"/>
+        </w:rPr>
+      </w:r>
+    </w:p>
+    <w:p>
+      <w:pPr>
+        <w:pStyle w:val="Subtitle"/>
+        <w:shd w:fill="ffffff" w:val="clear"/>
+        <w:spacing w:after="100" w:line="480" w:lineRule="auto"/>
         <w:ind w:left="720" w:firstLine="0"/>
-        <w:rPr>
-          <w:rFonts w:ascii="Lato" w:cs="Lato" w:eastAsia="Lato" w:hAnsi="Lato"/>
-          <w:color w:val="273540"/>
-          <w:sz w:val="24"/>
-          <w:szCs w:val="24"/>
-        </w:rPr>
-      </w:pPr>
-      <w:r>
-        <w:rPr>
-          <w:rtl w:val="0"/>
-        </w:rPr>
-      </w:r>
-    </w:p>
-    <w:p>
-      <w:pPr>
-        <w:shd w:fill="ffffff" w:val="clear"/>
-        <w:spacing w:after="100" w:lineRule="auto"/>
+        <w:jc w:val="center"/>
+        <w:rPr/>
+      </w:pPr>
+      <w:bookmarkStart w:colFirst="0" w:colLast="0" w:name="_rgmy1np0h5yq" w:id="1"/>
+      <w:bookmarkEnd w:id="1"/>
+      <w:r>
+        <w:rPr>
+          <w:rtl w:val="0"/>
+        </w:rPr>
+      </w:r>
+    </w:p>
+    <w:p>
+      <w:pPr>
+        <w:rPr/>
+      </w:pPr>
+      <w:r>
+        <w:rPr>
+          <w:rtl w:val="0"/>
+        </w:rPr>
+      </w:r>
+    </w:p>
+    <w:p>
+      <w:pPr>
+        <w:rPr/>
+      </w:pPr>
+      <w:r>
+        <w:rPr>
+          <w:rtl w:val="0"/>
+        </w:rPr>
+      </w:r>
+    </w:p>
+    <w:p>
+      <w:pPr>
+        <w:rPr/>
+      </w:pPr>
+      <w:r>
+        <w:rPr>
+          <w:rtl w:val="0"/>
+        </w:rPr>
+      </w:r>
+    </w:p>
+    <w:p>
+      <w:pPr>
+        <w:rPr/>
+      </w:pPr>
+      <w:r>
+        <w:rPr>
+          <w:rtl w:val="0"/>
+        </w:rPr>
+      </w:r>
+    </w:p>
+    <w:p>
+      <w:pPr>
+        <w:pStyle w:val="Subtitle"/>
+        <w:shd w:fill="ffffff" w:val="clear"/>
+        <w:spacing w:after="100" w:line="480" w:lineRule="auto"/>
         <w:ind w:left="720" w:firstLine="0"/>
-        <w:rPr>
-          <w:rFonts w:ascii="Lato" w:cs="Lato" w:eastAsia="Lato" w:hAnsi="Lato"/>
-          <w:color w:val="273540"/>
-          <w:sz w:val="24"/>
-          <w:szCs w:val="24"/>
-        </w:rPr>
-      </w:pPr>
-      <w:r>
-        <w:rPr>
-          <w:rFonts w:ascii="Lato" w:cs="Lato" w:eastAsia="Lato" w:hAnsi="Lato"/>
-          <w:color w:val="273540"/>
-          <w:sz w:val="24"/>
-          <w:szCs w:val="24"/>
-          <w:rtl w:val="0"/>
-        </w:rPr>
-        <w:t xml:space="preserve">0. Titular</w:t>
-      </w:r>
-      <w:r>
-        <w:rPr>
-          <w:rFonts w:ascii="Lato" w:cs="Lato" w:eastAsia="Lato" w:hAnsi="Lato"/>
+        <w:jc w:val="center"/>
+        <w:rPr>
+          <w:sz w:val="40"/>
+          <w:szCs w:val="40"/>
+        </w:rPr>
+      </w:pPr>
+      <w:bookmarkStart w:colFirst="0" w:colLast="0" w:name="_fbuv6gnvt9bd" w:id="2"/>
+      <w:bookmarkEnd w:id="2"/>
+      <w:r>
+        <w:rPr>
+          <w:sz w:val="40"/>
+          <w:szCs w:val="40"/>
+          <w:rtl w:val="0"/>
+        </w:rPr>
+        <w:t xml:space="preserve">Universidad Mariano Gálvez de Guatemala</w:t>
+      </w:r>
+    </w:p>
+    <w:p>
+      <w:pPr>
+        <w:pStyle w:val="Subtitle"/>
+        <w:shd w:fill="ffffff" w:val="clear"/>
+        <w:spacing w:after="100" w:line="480" w:lineRule="auto"/>
+        <w:ind w:left="720" w:firstLine="0"/>
+        <w:jc w:val="center"/>
+        <w:rPr>
+          <w:sz w:val="40"/>
+          <w:szCs w:val="40"/>
+        </w:rPr>
+      </w:pPr>
+      <w:bookmarkStart w:colFirst="0" w:colLast="0" w:name="_oazioq5x4uvb" w:id="3"/>
+      <w:bookmarkEnd w:id="3"/>
+      <w:r>
+        <w:rPr>
+          <w:sz w:val="40"/>
+          <w:szCs w:val="40"/>
+          <w:rtl w:val="0"/>
+        </w:rPr>
+        <w:t xml:space="preserve">Curso: Programación II</w:t>
+      </w:r>
+    </w:p>
+    <w:p>
+      <w:pPr>
+        <w:pStyle w:val="Subtitle"/>
+        <w:shd w:fill="ffffff" w:val="clear"/>
+        <w:spacing w:after="100" w:line="480" w:lineRule="auto"/>
+        <w:ind w:left="720" w:firstLine="0"/>
+        <w:jc w:val="center"/>
+        <w:rPr>
+          <w:sz w:val="40"/>
+          <w:szCs w:val="40"/>
+        </w:rPr>
+      </w:pPr>
+      <w:bookmarkStart w:colFirst="0" w:colLast="0" w:name="_omf0ub1p71fd" w:id="4"/>
+      <w:bookmarkEnd w:id="4"/>
+      <w:r>
+        <w:rPr>
+          <w:sz w:val="40"/>
+          <w:szCs w:val="40"/>
+          <w:rtl w:val="0"/>
+        </w:rPr>
+        <w:t xml:space="preserve">Serie IV: Cajero Automático</w:t>
+      </w:r>
+    </w:p>
+    <w:p>
+      <w:pPr>
+        <w:pStyle w:val="Subtitle"/>
+        <w:shd w:fill="ffffff" w:val="clear"/>
+        <w:spacing w:after="100" w:line="480" w:lineRule="auto"/>
+        <w:ind w:left="720" w:firstLine="0"/>
+        <w:jc w:val="center"/>
+        <w:rPr>
+          <w:sz w:val="40"/>
+          <w:szCs w:val="40"/>
+        </w:rPr>
+      </w:pPr>
+      <w:bookmarkStart w:colFirst="0" w:colLast="0" w:name="_4mt0h71lhqa1" w:id="5"/>
+      <w:bookmarkEnd w:id="5"/>
+      <w:r>
+        <w:rPr>
+          <w:sz w:val="40"/>
+          <w:szCs w:val="40"/>
+          <w:rtl w:val="0"/>
+        </w:rPr>
+        <w:t xml:space="preserve">Nombre: Marino Jeriel Cabrera Mendoza</w:t>
+      </w:r>
+    </w:p>
+    <w:p>
+      <w:pPr>
+        <w:pStyle w:val="Subtitle"/>
+        <w:shd w:fill="ffffff" w:val="clear"/>
+        <w:spacing w:after="100" w:line="480" w:lineRule="auto"/>
+        <w:ind w:left="720" w:firstLine="0"/>
+        <w:jc w:val="center"/>
+        <w:rPr>
+          <w:sz w:val="40"/>
+          <w:szCs w:val="40"/>
+        </w:rPr>
+      </w:pPr>
+      <w:bookmarkStart w:colFirst="0" w:colLast="0" w:name="_e2wqyg6vr48j" w:id="6"/>
+      <w:bookmarkEnd w:id="6"/>
+      <w:r>
+        <w:rPr>
+          <w:sz w:val="40"/>
+          <w:szCs w:val="40"/>
+          <w:rtl w:val="0"/>
+        </w:rPr>
+        <w:t xml:space="preserve">Carné: 9941-23-8505</w:t>
+      </w:r>
+    </w:p>
+    <w:p>
+      <w:pPr>
+        <w:pStyle w:val="Subtitle"/>
+        <w:shd w:fill="ffffff" w:val="clear"/>
+        <w:spacing w:after="100" w:line="480" w:lineRule="auto"/>
+        <w:ind w:left="720" w:firstLine="0"/>
+        <w:jc w:val="center"/>
+        <w:rPr>
+          <w:sz w:val="40"/>
+          <w:szCs w:val="40"/>
+        </w:rPr>
+      </w:pPr>
+      <w:bookmarkStart w:colFirst="0" w:colLast="0" w:name="_3duc8reg48by" w:id="7"/>
+      <w:bookmarkEnd w:id="7"/>
+      <w:r>
+        <w:rPr>
+          <w:sz w:val="40"/>
+          <w:szCs w:val="40"/>
+          <w:rtl w:val="0"/>
+        </w:rPr>
+        <w:t xml:space="preserve">Sección: C</w:t>
+      </w:r>
+    </w:p>
+    <w:p>
+      <w:pPr>
+        <w:pStyle w:val="Subtitle"/>
+        <w:shd w:fill="ffffff" w:val="clear"/>
+        <w:spacing w:after="100" w:line="480" w:lineRule="auto"/>
+        <w:ind w:left="720" w:firstLine="0"/>
+        <w:jc w:val="center"/>
+        <w:rPr>
+          <w:sz w:val="40"/>
+          <w:szCs w:val="40"/>
+        </w:rPr>
+      </w:pPr>
+      <w:bookmarkStart w:colFirst="0" w:colLast="0" w:name="_op3zsl2zq5d0" w:id="8"/>
+      <w:bookmarkEnd w:id="8"/>
+      <w:r>
+        <w:rPr>
+          <w:sz w:val="40"/>
+          <w:szCs w:val="40"/>
+          <w:rtl w:val="0"/>
+        </w:rPr>
+        <w:t xml:space="preserve">Fecha de entrega: 09/08/2026</w:t>
+      </w:r>
+    </w:p>
+    <w:p>
+      <w:pPr>
+        <w:pStyle w:val="Subtitle"/>
+        <w:shd w:fill="ffffff" w:val="clear"/>
+        <w:spacing w:after="100" w:line="240" w:lineRule="auto"/>
+        <w:ind w:left="720" w:firstLine="0"/>
+        <w:jc w:val="center"/>
+        <w:rPr>
+          <w:sz w:val="40"/>
+          <w:szCs w:val="40"/>
+        </w:rPr>
+      </w:pPr>
+      <w:bookmarkStart w:colFirst="0" w:colLast="0" w:name="_7ne5yf2adwey" w:id="9"/>
+      <w:bookmarkEnd w:id="9"/>
+      <w:r>
+        <w:rPr>
+          <w:sz w:val="40"/>
+          <w:szCs w:val="40"/>
+          <w:rtl w:val="0"/>
+        </w:rPr>
+        <w:t xml:space="preserve">Enlace de repositorio de GitHub:</w:t>
+      </w:r>
+    </w:p>
+    <w:p>
+      <w:pPr>
+        <w:spacing w:line="240" w:lineRule="auto"/>
+        <w:jc w:val="center"/>
+        <w:rPr/>
+      </w:pPr>
+      <w:hyperlink r:id="rId6">
+        <w:r>
+          <w:rPr>
+            <w:color w:val="1155cc"/>
+            <w:u w:val="single"/>
+            <w:rtl w:val="0"/>
+          </w:rPr>
+          <w:t xml:space="preserve">https://github.com/marinojm/programacion-ii-2026/tree/main/examen-practico-parcial-1</w:t>
+        </w:r>
+      </w:hyperlink>
+      <w:r>
+        <w:rPr>
+          <w:rtl w:val="0"/>
+        </w:rPr>
+      </w:r>
+    </w:p>
+    <w:p>
+      <w:pPr>
+        <w:rPr/>
+      </w:pPr>
+      <w:r>
+        <w:rPr>
+          <w:rtl w:val="0"/>
+        </w:rPr>
+      </w:r>
+    </w:p>
+    <w:p>
+      <w:pPr>
+        <w:shd w:fill="ffffff" w:val="clear"/>
+        <w:spacing w:after="100" w:lineRule="auto"/>
+        <w:ind w:left="720" w:firstLine="0"/>
+        <w:rPr>
+          <w:color w:val="273540"/>
+          <w:sz w:val="24"/>
+          <w:szCs w:val="24"/>
+        </w:rPr>
+      </w:pPr>
+      <w:r>
+        <w:rPr>
+          <w:rtl w:val="0"/>
+        </w:rPr>
+      </w:r>
+    </w:p>
+    <w:p>
+      <w:pPr>
+        <w:shd w:fill="ffffff" w:val="clear"/>
+        <w:spacing w:after="100" w:lineRule="auto"/>
+        <w:ind w:left="720" w:firstLine="0"/>
+        <w:rPr>
+          <w:color w:val="273540"/>
+          <w:sz w:val="24"/>
+          <w:szCs w:val="24"/>
+        </w:rPr>
+      </w:pPr>
+      <w:r>
+        <w:rPr>
+          <w:rtl w:val="0"/>
+        </w:rPr>
+      </w:r>
+    </w:p>
+    <w:p>
+      <w:pPr>
+        <w:shd w:fill="ffffff" w:val="clear"/>
+        <w:spacing w:after="100" w:lineRule="auto"/>
+        <w:ind w:left="720" w:firstLine="0"/>
+        <w:rPr>
+          <w:color w:val="273540"/>
+          <w:sz w:val="24"/>
+          <w:szCs w:val="24"/>
+        </w:rPr>
+      </w:pPr>
+      <w:r>
+        <w:rPr>
+          <w:rtl w:val="0"/>
+        </w:rPr>
+      </w:r>
+    </w:p>
+    <w:p>
+      <w:pPr>
+        <w:shd w:fill="ffffff" w:val="clear"/>
+        <w:spacing w:after="100" w:lineRule="auto"/>
+        <w:ind w:left="720" w:firstLine="0"/>
+        <w:rPr>
+          <w:color w:val="273540"/>
+          <w:sz w:val="24"/>
+          <w:szCs w:val="24"/>
+        </w:rPr>
+      </w:pPr>
+      <w:r>
+        <w:rPr>
+          <w:rtl w:val="0"/>
+        </w:rPr>
+      </w:r>
+    </w:p>
+    <w:p>
+      <w:pPr>
+        <w:shd w:fill="ffffff" w:val="clear"/>
+        <w:spacing w:after="100" w:lineRule="auto"/>
+        <w:ind w:left="720" w:firstLine="0"/>
+        <w:rPr>
+          <w:color w:val="273540"/>
+          <w:sz w:val="24"/>
+          <w:szCs w:val="24"/>
+        </w:rPr>
+      </w:pPr>
+      <w:r>
+        <w:rPr>
+          <w:rtl w:val="0"/>
+        </w:rPr>
+      </w:r>
+    </w:p>
+    <w:p>
+      <w:pPr>
+        <w:shd w:fill="ffffff" w:val="clear"/>
+        <w:spacing w:after="100" w:lineRule="auto"/>
+        <w:ind w:left="720" w:firstLine="0"/>
+        <w:rPr>
+          <w:color w:val="273540"/>
+          <w:sz w:val="24"/>
+          <w:szCs w:val="24"/>
+        </w:rPr>
+      </w:pPr>
+      <w:r>
+        <w:rPr>
+          <w:rtl w:val="0"/>
+        </w:rPr>
+      </w:r>
+    </w:p>
+    <w:p>
+      <w:pPr>
+        <w:shd w:fill="ffffff" w:val="clear"/>
+        <w:spacing w:after="100" w:lineRule="auto"/>
+        <w:ind w:left="720" w:firstLine="0"/>
+        <w:rPr>
+          <w:color w:val="273540"/>
+          <w:sz w:val="24"/>
+          <w:szCs w:val="24"/>
+        </w:rPr>
+      </w:pPr>
+      <w:r>
+        <w:rPr>
+          <w:rtl w:val="0"/>
+        </w:rPr>
+      </w:r>
+    </w:p>
+    <w:p>
+      <w:pPr>
+        <w:pStyle w:val="Heading2"/>
+        <w:keepNext w:val="0"/>
+        <w:keepLines w:val="0"/>
+        <w:shd w:fill="ffffff" w:val="clear"/>
+        <w:spacing w:after="100" w:before="100" w:line="360" w:lineRule="auto"/>
+        <w:rPr>
+          <w:color w:val="273540"/>
+          <w:sz w:val="24"/>
+          <w:szCs w:val="24"/>
+        </w:rPr>
+      </w:pPr>
+      <w:bookmarkStart w:colFirst="0" w:colLast="0" w:name="_vlq7s0il0hgi" w:id="10"/>
+      <w:bookmarkEnd w:id="10"/>
+      <w:r>
+        <w:rPr>
+          <w:color w:val="273540"/>
+          <w:sz w:val="61"/>
+          <w:szCs w:val="61"/>
+          <w:rtl w:val="0"/>
+        </w:rPr>
+        <w:t xml:space="preserve">1. Información del proyecto</w:t>
+      </w:r>
+      <w:r>
+        <w:rPr>
+          <w:rtl w:val="0"/>
+        </w:rPr>
+      </w:r>
+    </w:p>
+    <w:p>
+      <w:pPr>
+        <w:numPr>
+          <w:ilvl w:val="0"/>
+          <w:numId w:val="1"/>
+        </w:numPr>
+        <w:shd w:fill="ffffff" w:val="clear"/>
+        <w:spacing w:after="100" w:lineRule="auto"/>
+        <w:ind w:left="1100" w:hanging="360"/>
+        <w:rPr>
+          <w:rFonts w:ascii="Arial" w:cs="Arial" w:eastAsia="Arial" w:hAnsi="Arial"/>
+        </w:rPr>
+      </w:pPr>
+      <w:r>
+        <w:rPr>
+          <w:color w:val="273540"/>
+          <w:sz w:val="24"/>
+          <w:szCs w:val="24"/>
+          <w:rtl w:val="0"/>
+        </w:rPr>
+        <w:t xml:space="preserve">Nombre del proyecto: Examen Práctico Parcial 1 / Sistema de Cajero Automático </w:t>
+      </w:r>
+    </w:p>
+    <w:p>
+      <w:pPr>
+        <w:shd w:fill="ffffff" w:val="clear"/>
+        <w:spacing w:after="100" w:lineRule="auto"/>
+        <w:rPr>
+          <w:color w:val="273540"/>
+          <w:sz w:val="24"/>
+          <w:szCs w:val="24"/>
+        </w:rPr>
+      </w:pPr>
+      <w:r>
+        <w:rPr>
+          <w:rtl w:val="0"/>
+        </w:rPr>
+      </w:r>
+    </w:p>
+    <w:p>
+      <w:pPr>
+        <w:numPr>
+          <w:ilvl w:val="0"/>
+          <w:numId w:val="1"/>
+        </w:numPr>
+        <w:shd w:fill="ffffff" w:val="clear"/>
+        <w:spacing w:after="100" w:lineRule="auto"/>
+        <w:ind w:left="1100" w:hanging="360"/>
+        <w:rPr>
+          <w:rFonts w:ascii="Arial" w:cs="Arial" w:eastAsia="Arial" w:hAnsi="Arial"/>
+        </w:rPr>
+      </w:pPr>
+      <w:r>
+        <w:rPr>
+          <w:color w:val="273540"/>
+          <w:sz w:val="24"/>
+          <w:szCs w:val="24"/>
+          <w:rtl w:val="0"/>
+        </w:rPr>
+        <w:t xml:space="preserve">Nombre de la clase principal: CajeroAutomatico</w:t>
+      </w:r>
+    </w:p>
+    <w:p>
+      <w:pPr>
+        <w:shd w:fill="ffffff" w:val="clear"/>
+        <w:spacing w:after="100" w:lineRule="auto"/>
+        <w:rPr>
+          <w:color w:val="273540"/>
+          <w:sz w:val="24"/>
+          <w:szCs w:val="24"/>
+        </w:rPr>
+      </w:pPr>
+      <w:r>
+        <w:rPr>
+          <w:rtl w:val="0"/>
+        </w:rPr>
+      </w:r>
+    </w:p>
+    <w:p>
+      <w:pPr>
+        <w:numPr>
+          <w:ilvl w:val="0"/>
+          <w:numId w:val="1"/>
+        </w:numPr>
+        <w:shd w:fill="ffffff" w:val="clear"/>
+        <w:spacing w:after="100" w:lineRule="auto"/>
+        <w:ind w:left="1100" w:hanging="360"/>
+        <w:rPr>
+          <w:rFonts w:ascii="Arial" w:cs="Arial" w:eastAsia="Arial" w:hAnsi="Arial"/>
+        </w:rPr>
+      </w:pPr>
+      <w:r>
+        <w:rPr>
+          <w:color w:val="273540"/>
+          <w:sz w:val="24"/>
+          <w:szCs w:val="24"/>
+          <w:rtl w:val="0"/>
+        </w:rPr>
+        <w:t xml:space="preserve">Versión de Java utilizada: Java 26 Oracle OpenJDK 26.0.2</w:t>
+      </w:r>
+    </w:p>
+    <w:p>
+      <w:pPr>
+        <w:shd w:fill="ffffff" w:val="clear"/>
+        <w:spacing w:after="100" w:lineRule="auto"/>
+        <w:rPr>
+          <w:color w:val="273540"/>
+          <w:sz w:val="24"/>
+          <w:szCs w:val="24"/>
+        </w:rPr>
+      </w:pPr>
+      <w:r>
+        <w:rPr>
+          <w:rtl w:val="0"/>
+        </w:rPr>
+      </w:r>
+    </w:p>
+    <w:p>
+      <w:pPr>
+        <w:numPr>
+          <w:ilvl w:val="0"/>
+          <w:numId w:val="1"/>
+        </w:numPr>
+        <w:shd w:fill="ffffff" w:val="clear"/>
+        <w:spacing w:after="100" w:lineRule="auto"/>
+        <w:ind w:left="1100" w:hanging="360"/>
+        <w:rPr>
+          <w:rFonts w:ascii="Arial" w:cs="Arial" w:eastAsia="Arial" w:hAnsi="Arial"/>
+        </w:rPr>
+      </w:pPr>
+      <w:r>
+        <w:rPr>
+          <w:color w:val="273540"/>
+          <w:sz w:val="24"/>
+          <w:szCs w:val="24"/>
+          <w:rtl w:val="0"/>
+        </w:rPr>
+        <w:t xml:space="preserve">Entorno de desarrollo utilizado.IntelliJ IDEA</w:t>
+      </w:r>
+    </w:p>
+    <w:p>
+      <w:pPr>
+        <w:shd w:fill="ffffff" w:val="clear"/>
+        <w:spacing w:after="100" w:lineRule="auto"/>
+        <w:rPr>
+          <w:color w:val="273540"/>
+          <w:sz w:val="24"/>
+          <w:szCs w:val="24"/>
+        </w:rPr>
+      </w:pPr>
+      <w:r>
+        <w:rPr>
+          <w:rtl w:val="0"/>
+        </w:rPr>
+      </w:r>
+    </w:p>
+    <w:p>
+      <w:pPr>
+        <w:numPr>
+          <w:ilvl w:val="0"/>
+          <w:numId w:val="1"/>
+        </w:numPr>
+        <w:shd w:fill="ffffff" w:val="clear"/>
+        <w:spacing w:after="100" w:lineRule="auto"/>
+        <w:ind w:left="1100" w:hanging="360"/>
+        <w:rPr>
+          <w:rFonts w:ascii="Arial" w:cs="Arial" w:eastAsia="Arial" w:hAnsi="Arial"/>
+        </w:rPr>
+      </w:pPr>
+      <w:r>
+        <w:rPr>
+          <w:color w:val="273540"/>
+          <w:sz w:val="24"/>
+          <w:szCs w:val="24"/>
+          <w:rtl w:val="0"/>
+        </w:rPr>
+        <w:t xml:space="preserve">Descripción:</w:t>
+      </w:r>
+    </w:p>
+    <w:p>
+      <w:pPr>
+        <w:shd w:fill="ffffff" w:val="clear"/>
+        <w:spacing w:after="100" w:lineRule="auto"/>
+        <w:ind w:left="720" w:firstLine="0"/>
+        <w:rPr>
+          <w:color w:val="273540"/>
+          <w:sz w:val="24"/>
+          <w:szCs w:val="24"/>
+        </w:rPr>
+      </w:pPr>
+      <w:r>
+        <w:rPr>
+          <w:color w:val="273540"/>
+          <w:sz w:val="24"/>
+          <w:szCs w:val="24"/>
+          <w:rtl w:val="0"/>
+        </w:rPr>
+        <w:t xml:space="preserve">El programa simula las operaciones de un cajero automático mediante una sola consola en Java. Administra el acceso mediante un PIN con un límite de tres intentos, ofrece un menú interactivo para consulta de saldo, depósitos validados, retiros normales y retiros con comisión mediante métodos sobrecargados. Durante las sesiones registra los contadores y acumula los montos de transacciones. Puede presentar un resumen de todas las transacciones.</w:t>
+      </w:r>
+    </w:p>
+    <w:p>
+      <w:pPr>
+        <w:shd w:fill="ffffff" w:val="clear"/>
+        <w:spacing w:after="100" w:lineRule="auto"/>
+        <w:ind w:left="720" w:firstLine="0"/>
+        <w:rPr>
+          <w:color w:val="273540"/>
+          <w:sz w:val="24"/>
+          <w:szCs w:val="24"/>
+        </w:rPr>
+      </w:pPr>
+      <w:r>
+        <w:rPr>
+          <w:rtl w:val="0"/>
+        </w:rPr>
+      </w:r>
+    </w:p>
+    <w:p>
+      <w:pPr>
+        <w:shd w:fill="ffffff" w:val="clear"/>
+        <w:spacing w:after="100" w:lineRule="auto"/>
+        <w:ind w:left="720" w:firstLine="0"/>
+        <w:rPr>
+          <w:color w:val="273540"/>
+          <w:sz w:val="24"/>
+          <w:szCs w:val="24"/>
+        </w:rPr>
+      </w:pPr>
+      <w:r>
+        <w:rPr>
+          <w:rtl w:val="0"/>
+        </w:rPr>
+      </w:r>
+    </w:p>
+    <w:p>
+      <w:pPr>
+        <w:shd w:fill="ffffff" w:val="clear"/>
+        <w:spacing w:after="100" w:lineRule="auto"/>
+        <w:ind w:left="720" w:firstLine="0"/>
+        <w:rPr>
+          <w:color w:val="273540"/>
+          <w:sz w:val="24"/>
+          <w:szCs w:val="24"/>
+        </w:rPr>
+      </w:pPr>
+      <w:r>
+        <w:rPr>
+          <w:rtl w:val="0"/>
+        </w:rPr>
+      </w:r>
+    </w:p>
+    <w:p>
+      <w:pPr>
+        <w:shd w:fill="ffffff" w:val="clear"/>
+        <w:spacing w:after="100" w:lineRule="auto"/>
+        <w:ind w:left="720" w:firstLine="0"/>
+        <w:rPr>
+          <w:color w:val="273540"/>
+          <w:sz w:val="24"/>
+          <w:szCs w:val="24"/>
+        </w:rPr>
+      </w:pPr>
+      <w:r>
+        <w:rPr>
+          <w:rtl w:val="0"/>
+        </w:rPr>
+      </w:r>
+    </w:p>
+    <w:p>
+      <w:pPr>
+        <w:shd w:fill="ffffff" w:val="clear"/>
+        <w:spacing w:after="100" w:lineRule="auto"/>
+        <w:ind w:left="720" w:firstLine="0"/>
+        <w:rPr>
+          <w:color w:val="273540"/>
+          <w:sz w:val="24"/>
+          <w:szCs w:val="24"/>
+        </w:rPr>
+      </w:pPr>
+      <w:r>
+        <w:rPr>
+          <w:rtl w:val="0"/>
+        </w:rPr>
+      </w:r>
+    </w:p>
+    <w:p>
+      <w:pPr>
+        <w:shd w:fill="ffffff" w:val="clear"/>
+        <w:spacing w:after="100" w:lineRule="auto"/>
+        <w:ind w:left="720" w:firstLine="0"/>
+        <w:rPr>
+          <w:color w:val="273540"/>
+          <w:sz w:val="24"/>
+          <w:szCs w:val="24"/>
+        </w:rPr>
+      </w:pPr>
+      <w:r>
+        <w:rPr>
+          <w:rtl w:val="0"/>
+        </w:rPr>
+      </w:r>
+    </w:p>
+    <w:p>
+      <w:pPr>
+        <w:shd w:fill="ffffff" w:val="clear"/>
+        <w:spacing w:after="100" w:lineRule="auto"/>
+        <w:ind w:left="720" w:firstLine="0"/>
+        <w:rPr>
+          <w:color w:val="273540"/>
+          <w:sz w:val="24"/>
+          <w:szCs w:val="24"/>
+        </w:rPr>
+      </w:pPr>
+      <w:r>
+        <w:rPr>
+          <w:rtl w:val="0"/>
+        </w:rPr>
+      </w:r>
+    </w:p>
+    <w:p>
+      <w:pPr>
+        <w:shd w:fill="ffffff" w:val="clear"/>
+        <w:spacing w:after="100" w:lineRule="auto"/>
+        <w:ind w:left="720" w:firstLine="0"/>
+        <w:rPr>
+          <w:color w:val="273540"/>
+          <w:sz w:val="24"/>
+          <w:szCs w:val="24"/>
+        </w:rPr>
+      </w:pPr>
+      <w:r>
+        <w:rPr>
+          <w:rtl w:val="0"/>
+        </w:rPr>
+      </w:r>
+    </w:p>
+    <w:p>
+      <w:pPr>
+        <w:shd w:fill="ffffff" w:val="clear"/>
+        <w:spacing w:after="100" w:lineRule="auto"/>
+        <w:ind w:left="720" w:firstLine="0"/>
+        <w:rPr>
+          <w:color w:val="273540"/>
+          <w:sz w:val="24"/>
+          <w:szCs w:val="24"/>
+        </w:rPr>
+      </w:pPr>
+      <w:r>
+        <w:rPr>
+          <w:rtl w:val="0"/>
+        </w:rPr>
+      </w:r>
+    </w:p>
+    <w:p>
+      <w:pPr>
+        <w:shd w:fill="ffffff" w:val="clear"/>
+        <w:spacing w:after="100" w:lineRule="auto"/>
+        <w:ind w:left="720" w:firstLine="0"/>
+        <w:rPr>
+          <w:color w:val="273540"/>
+          <w:sz w:val="24"/>
+          <w:szCs w:val="24"/>
+        </w:rPr>
+      </w:pPr>
+      <w:r>
+        <w:rPr>
+          <w:rtl w:val="0"/>
+        </w:rPr>
+      </w:r>
+    </w:p>
+    <w:p>
+      <w:pPr>
+        <w:shd w:fill="ffffff" w:val="clear"/>
+        <w:spacing w:after="100" w:lineRule="auto"/>
+        <w:ind w:left="720" w:firstLine="0"/>
+        <w:rPr>
+          <w:color w:val="273540"/>
+          <w:sz w:val="24"/>
+          <w:szCs w:val="24"/>
+        </w:rPr>
+      </w:pPr>
+      <w:r>
+        <w:rPr>
+          <w:rtl w:val="0"/>
+        </w:rPr>
+      </w:r>
+    </w:p>
+    <w:p>
+      <w:pPr>
+        <w:shd w:fill="ffffff" w:val="clear"/>
+        <w:spacing w:after="100" w:lineRule="auto"/>
+        <w:ind w:left="720" w:firstLine="0"/>
+        <w:rPr>
+          <w:color w:val="273540"/>
+          <w:sz w:val="24"/>
+          <w:szCs w:val="24"/>
+        </w:rPr>
+      </w:pPr>
+      <w:r>
+        <w:rPr>
+          <w:rtl w:val="0"/>
+        </w:rPr>
+      </w:r>
+    </w:p>
+    <w:p>
+      <w:pPr>
+        <w:shd w:fill="ffffff" w:val="clear"/>
+        <w:spacing w:after="100" w:lineRule="auto"/>
+        <w:ind w:left="720" w:firstLine="0"/>
+        <w:rPr>
+          <w:color w:val="273540"/>
+          <w:sz w:val="24"/>
+          <w:szCs w:val="24"/>
+        </w:rPr>
+      </w:pPr>
+      <w:r>
+        <w:rPr>
+          <w:rtl w:val="0"/>
+        </w:rPr>
+      </w:r>
+    </w:p>
+    <w:p>
+      <w:pPr>
+        <w:shd w:fill="ffffff" w:val="clear"/>
+        <w:spacing w:after="100" w:lineRule="auto"/>
+        <w:ind w:left="720" w:firstLine="0"/>
+        <w:rPr>
+          <w:color w:val="273540"/>
+          <w:sz w:val="24"/>
+          <w:szCs w:val="24"/>
+        </w:rPr>
+      </w:pPr>
+      <w:r>
+        <w:rPr>
+          <w:rtl w:val="0"/>
+        </w:rPr>
+      </w:r>
+    </w:p>
+    <w:p>
+      <w:pPr>
+        <w:pStyle w:val="Heading2"/>
+        <w:keepNext w:val="0"/>
+        <w:keepLines w:val="0"/>
+        <w:shd w:fill="ffffff" w:val="clear"/>
+        <w:spacing w:after="100" w:before="100" w:line="360" w:lineRule="auto"/>
+        <w:rPr>
+          <w:color w:val="273540"/>
+          <w:sz w:val="61"/>
+          <w:szCs w:val="61"/>
+        </w:rPr>
+      </w:pPr>
+      <w:bookmarkStart w:colFirst="0" w:colLast="0" w:name="_f2cy07x4328h" w:id="11"/>
+      <w:bookmarkEnd w:id="11"/>
+      <w:r>
+        <w:rPr>
+          <w:color w:val="273540"/>
+          <w:sz w:val="61"/>
+          <w:szCs w:val="61"/>
+          <w:rtl w:val="0"/>
+        </w:rPr>
+        <w:t xml:space="preserve">2. Evidencia de compilación</w:t>
+      </w:r>
+    </w:p>
+    <w:p>
+      <w:pPr>
+        <w:shd w:fill="ffffff" w:val="clear"/>
+        <w:spacing w:after="100" w:lineRule="auto"/>
+        <w:ind w:left="720" w:firstLine="0"/>
+        <w:rPr>
+          <w:color w:val="273540"/>
+          <w:sz w:val="24"/>
+          <w:szCs w:val="24"/>
+        </w:rPr>
+      </w:pPr>
+      <w:r>
+        <w:rPr>
+          <w:color w:val="273540"/>
+          <w:sz w:val="24"/>
+          <w:szCs w:val="24"/>
+        </w:rPr>
+        <w:drawing>
+          <wp:inline distB="114300" distT="114300" distL="114300" distR="114300">
+            <wp:extent cx="6153832" cy="3281363"/>
+            <wp:effectExtent b="0" l="0" r="0" t="0"/>
+            <wp:docPr id="2" name="image19.png"/>
+            <a:graphic>
+              <a:graphicData uri="http://schemas.openxmlformats.org/drawingml/2006/picture">
+                <pic:pic>
+                  <pic:nvPicPr>
+                    <pic:cNvPr id="0" name="image19.png"/>
+                    <pic:cNvPicPr preferRelativeResize="0"/>
+                  </pic:nvPicPr>
+                  <pic:blipFill>
+                    <a:blip r:embed="rId7"/>
+                    <a:srcRect b="0" l="0" r="0" t="0"/>
+                    <a:stretch>
+                      <a:fillRect/>
+                    </a:stretch>
+                  </pic:blipFill>
+                  <pic:spPr>
+                    <a:xfrm>
+                      <a:off x="0" y="0"/>
+                      <a:ext cx="6153832" cy="3281363"/>
+                    </a:xfrm>
+                    <a:prstGeom prst="rect"/>
+                    <a:ln/>
+                  </pic:spPr>
+                </pic:pic>
+              </a:graphicData>
+            </a:graphic>
+          </wp:inline>
+        </w:drawing>
+      </w:r>
+      <w:r>
+        <w:rPr>
+          <w:rtl w:val="0"/>
+        </w:rPr>
+      </w:r>
+    </w:p>
+    <w:p>
+      <w:pPr>
+        <w:shd w:fill="ffffff" w:val="clear"/>
+        <w:spacing w:after="100" w:lineRule="auto"/>
+        <w:ind w:left="0" w:firstLine="0"/>
+        <w:rPr>
+          <w:color w:val="273540"/>
+          <w:sz w:val="24"/>
+          <w:szCs w:val="24"/>
+        </w:rPr>
+      </w:pPr>
+      <w:r>
+        <w:rPr>
+          <w:rtl w:val="0"/>
+        </w:rPr>
+      </w:r>
+    </w:p>
+    <w:p>
+      <w:pPr>
+        <w:shd w:fill="ffffff" w:val="clear"/>
+        <w:spacing w:after="100" w:lineRule="auto"/>
+        <w:ind w:left="0" w:firstLine="0"/>
+        <w:rPr>
+          <w:color w:val="273540"/>
+          <w:sz w:val="24"/>
+          <w:szCs w:val="24"/>
+        </w:rPr>
+      </w:pPr>
+      <w:r>
+        <w:rPr>
+          <w:rtl w:val="0"/>
+        </w:rPr>
+      </w:r>
+    </w:p>
+    <w:p>
+      <w:pPr>
+        <w:shd w:fill="ffffff" w:val="clear"/>
+        <w:spacing w:after="100" w:lineRule="auto"/>
+        <w:ind w:left="0" w:firstLine="0"/>
+        <w:rPr>
+          <w:color w:val="273540"/>
+          <w:sz w:val="24"/>
+          <w:szCs w:val="24"/>
+        </w:rPr>
+      </w:pPr>
+      <w:r>
+        <w:rPr>
+          <w:rtl w:val="0"/>
+        </w:rPr>
+      </w:r>
+    </w:p>
+    <w:p>
+      <w:pPr>
+        <w:shd w:fill="ffffff" w:val="clear"/>
+        <w:spacing w:after="100" w:lineRule="auto"/>
+        <w:ind w:left="0" w:firstLine="0"/>
+        <w:rPr>
+          <w:color w:val="273540"/>
+          <w:sz w:val="24"/>
+          <w:szCs w:val="24"/>
+        </w:rPr>
+      </w:pPr>
+      <w:r>
+        <w:rPr>
+          <w:rtl w:val="0"/>
+        </w:rPr>
+      </w:r>
+    </w:p>
+    <w:p>
+      <w:pPr>
+        <w:shd w:fill="ffffff" w:val="clear"/>
+        <w:spacing w:after="100" w:lineRule="auto"/>
+        <w:ind w:left="0" w:firstLine="0"/>
+        <w:rPr>
+          <w:color w:val="273540"/>
+          <w:sz w:val="24"/>
+          <w:szCs w:val="24"/>
+        </w:rPr>
+      </w:pPr>
+      <w:r>
+        <w:rPr>
+          <w:rtl w:val="0"/>
+        </w:rPr>
+      </w:r>
+    </w:p>
+    <w:p>
+      <w:pPr>
+        <w:shd w:fill="ffffff" w:val="clear"/>
+        <w:spacing w:after="100" w:lineRule="auto"/>
+        <w:ind w:left="0" w:firstLine="0"/>
+        <w:rPr>
+          <w:color w:val="273540"/>
+          <w:sz w:val="24"/>
+          <w:szCs w:val="24"/>
+        </w:rPr>
+      </w:pPr>
+      <w:r>
+        <w:rPr>
+          <w:rtl w:val="0"/>
+        </w:rPr>
+      </w:r>
+    </w:p>
+    <w:p>
+      <w:pPr>
+        <w:shd w:fill="ffffff" w:val="clear"/>
+        <w:spacing w:after="100" w:lineRule="auto"/>
+        <w:ind w:left="0" w:firstLine="0"/>
+        <w:rPr>
+          <w:color w:val="273540"/>
+          <w:sz w:val="24"/>
+          <w:szCs w:val="24"/>
+        </w:rPr>
+      </w:pPr>
+      <w:r>
+        <w:rPr>
+          <w:rtl w:val="0"/>
+        </w:rPr>
+      </w:r>
+    </w:p>
+    <w:p>
+      <w:pPr>
+        <w:shd w:fill="ffffff" w:val="clear"/>
+        <w:spacing w:after="100" w:lineRule="auto"/>
+        <w:ind w:left="0" w:firstLine="0"/>
+        <w:rPr>
+          <w:color w:val="273540"/>
+          <w:sz w:val="24"/>
+          <w:szCs w:val="24"/>
+        </w:rPr>
+      </w:pPr>
+      <w:r>
+        <w:rPr>
+          <w:rtl w:val="0"/>
+        </w:rPr>
+      </w:r>
+    </w:p>
+    <w:p>
+      <w:pPr>
+        <w:shd w:fill="ffffff" w:val="clear"/>
+        <w:spacing w:after="100" w:lineRule="auto"/>
+        <w:ind w:left="0" w:firstLine="0"/>
+        <w:rPr>
+          <w:color w:val="273540"/>
+          <w:sz w:val="24"/>
+          <w:szCs w:val="24"/>
+        </w:rPr>
+      </w:pPr>
+      <w:r>
+        <w:rPr>
+          <w:rtl w:val="0"/>
+        </w:rPr>
+      </w:r>
+    </w:p>
+    <w:p>
+      <w:pPr>
+        <w:shd w:fill="ffffff" w:val="clear"/>
+        <w:spacing w:after="100" w:lineRule="auto"/>
+        <w:ind w:left="0" w:firstLine="0"/>
+        <w:rPr>
+          <w:color w:val="273540"/>
+          <w:sz w:val="24"/>
+          <w:szCs w:val="24"/>
+        </w:rPr>
+      </w:pPr>
+      <w:r>
+        <w:rPr>
+          <w:rtl w:val="0"/>
+        </w:rPr>
+      </w:r>
+    </w:p>
+    <w:p>
+      <w:pPr>
+        <w:shd w:fill="ffffff" w:val="clear"/>
+        <w:spacing w:after="100" w:lineRule="auto"/>
+        <w:ind w:left="0" w:firstLine="0"/>
+        <w:rPr>
+          <w:color w:val="273540"/>
+          <w:sz w:val="24"/>
+          <w:szCs w:val="24"/>
+        </w:rPr>
+      </w:pPr>
+      <w:r>
+        <w:rPr>
+          <w:rtl w:val="0"/>
+        </w:rPr>
+      </w:r>
+    </w:p>
+    <w:p>
+      <w:pPr>
+        <w:shd w:fill="ffffff" w:val="clear"/>
+        <w:spacing w:after="100" w:lineRule="auto"/>
+        <w:ind w:left="0" w:firstLine="0"/>
+        <w:rPr>
+          <w:color w:val="273540"/>
+          <w:sz w:val="24"/>
+          <w:szCs w:val="24"/>
+        </w:rPr>
+      </w:pPr>
+      <w:r>
+        <w:rPr>
+          <w:rtl w:val="0"/>
+        </w:rPr>
+      </w:r>
+    </w:p>
+    <w:p>
+      <w:pPr>
+        <w:shd w:fill="ffffff" w:val="clear"/>
+        <w:spacing w:after="100" w:lineRule="auto"/>
+        <w:ind w:left="0" w:firstLine="0"/>
+        <w:rPr>
+          <w:color w:val="273540"/>
+          <w:sz w:val="24"/>
+          <w:szCs w:val="24"/>
+        </w:rPr>
+      </w:pPr>
+      <w:r>
+        <w:rPr>
+          <w:rtl w:val="0"/>
+        </w:rPr>
+      </w:r>
+    </w:p>
+    <w:p>
+      <w:pPr>
+        <w:shd w:fill="ffffff" w:val="clear"/>
+        <w:spacing w:after="100" w:lineRule="auto"/>
+        <w:ind w:left="0" w:firstLine="0"/>
+        <w:rPr>
+          <w:color w:val="273540"/>
+          <w:sz w:val="24"/>
+          <w:szCs w:val="24"/>
+        </w:rPr>
+      </w:pPr>
+      <w:r>
+        <w:rPr>
+          <w:rtl w:val="0"/>
+        </w:rPr>
+      </w:r>
+    </w:p>
+    <w:p>
+      <w:pPr>
+        <w:shd w:fill="ffffff" w:val="clear"/>
+        <w:spacing w:after="100" w:lineRule="auto"/>
+        <w:ind w:left="0" w:firstLine="0"/>
+        <w:rPr>
+          <w:color w:val="273540"/>
+          <w:sz w:val="24"/>
+          <w:szCs w:val="24"/>
+        </w:rPr>
+      </w:pPr>
+      <w:r>
+        <w:rPr>
+          <w:rtl w:val="0"/>
+        </w:rPr>
+      </w:r>
+    </w:p>
+    <w:p>
+      <w:pPr>
+        <w:shd w:fill="ffffff" w:val="clear"/>
+        <w:spacing w:after="100" w:lineRule="auto"/>
+        <w:ind w:left="0" w:firstLine="0"/>
+        <w:rPr>
+          <w:color w:val="273540"/>
+          <w:sz w:val="24"/>
+          <w:szCs w:val="24"/>
+        </w:rPr>
+      </w:pPr>
+      <w:r>
+        <w:rPr>
+          <w:rtl w:val="0"/>
+        </w:rPr>
+      </w:r>
+    </w:p>
+    <w:p>
+      <w:pPr>
+        <w:shd w:fill="ffffff" w:val="clear"/>
+        <w:spacing w:after="100" w:lineRule="auto"/>
+        <w:ind w:left="0" w:firstLine="0"/>
+        <w:rPr>
+          <w:color w:val="273540"/>
+          <w:sz w:val="24"/>
+          <w:szCs w:val="24"/>
+        </w:rPr>
+      </w:pPr>
+      <w:r>
+        <w:rPr>
+          <w:rtl w:val="0"/>
+        </w:rPr>
+      </w:r>
+    </w:p>
+    <w:p>
+      <w:pPr>
+        <w:pStyle w:val="Heading2"/>
+        <w:keepNext w:val="0"/>
+        <w:keepLines w:val="0"/>
+        <w:shd w:fill="ffffff" w:val="clear"/>
+        <w:spacing w:after="100" w:before="100" w:line="360" w:lineRule="auto"/>
+        <w:rPr>
+          <w:color w:val="273540"/>
+          <w:sz w:val="24"/>
+          <w:szCs w:val="24"/>
+        </w:rPr>
+      </w:pPr>
+      <w:bookmarkStart w:colFirst="0" w:colLast="0" w:name="_183bfabvd4g5" w:id="12"/>
+      <w:bookmarkEnd w:id="12"/>
+      <w:r>
+        <w:rPr>
+          <w:color w:val="273540"/>
+          <w:sz w:val="61"/>
+          <w:szCs w:val="61"/>
+          <w:rtl w:val="0"/>
+        </w:rPr>
+        <w:t xml:space="preserve">3. Evidencias de funcionamiento</w:t>
+      </w:r>
+      <w:r>
+        <w:rPr>
+          <w:rtl w:val="0"/>
+        </w:rPr>
+      </w:r>
+    </w:p>
+    <w:p>
+      <w:pPr>
+        <w:pStyle w:val="Heading2"/>
+        <w:keepNext w:val="0"/>
+        <w:keepLines w:val="0"/>
+        <w:shd w:fill="ffffff" w:val="clear"/>
+        <w:spacing w:after="100" w:before="100" w:line="360" w:lineRule="auto"/>
+        <w:rPr>
+          <w:color w:val="273540"/>
+          <w:sz w:val="24"/>
+          <w:szCs w:val="24"/>
+        </w:rPr>
+      </w:pPr>
+      <w:bookmarkStart w:colFirst="0" w:colLast="0" w:name="_yndkafpbm4l7" w:id="13"/>
+      <w:bookmarkEnd w:id="13"/>
+      <w:r>
+        <w:rPr>
+          <w:color w:val="273540"/>
+          <w:sz w:val="24"/>
+          <w:szCs w:val="24"/>
+          <w:rtl w:val="0"/>
+        </w:rPr>
+        <w:t xml:space="preserve"> 0. Titular</w:t>
+      </w:r>
+      <w:r>
+        <w:rPr>
           <w:color w:val="273540"/>
           <w:sz w:val="24"/>
           <w:szCs w:val="24"/>
@@ -76,16 +1313,16 @@
           <wp:inline distB="114300" distT="114300" distL="114300" distR="114300">
             <wp:extent cx="5731200" cy="5562600"/>
             <wp:effectExtent b="0" l="0" r="0" t="0"/>
-            <wp:docPr id="16" name="image15.png"/>
+            <wp:docPr id="22" name="image20.png"/>
             <a:graphic>
               <a:graphicData uri="http://schemas.openxmlformats.org/drawingml/2006/picture">
                 <pic:pic>
                   <pic:nvPicPr>
-                    <pic:cNvPr id="0" name="image15.png"/>
+                    <pic:cNvPr id="0" name="image20.png"/>
                     <pic:cNvPicPr preferRelativeResize="0"/>
                   </pic:nvPicPr>
                   <pic:blipFill>
-                    <a:blip r:embed="rId6"/>
+                    <a:blip r:embed="rId8"/>
                     <a:srcRect b="0" l="0" r="0" t="0"/>
                     <a:stretch>
                       <a:fillRect/>
@@ -117,7 +1354,6 @@
         <w:spacing w:after="100" w:lineRule="auto"/>
         <w:ind w:left="720" w:firstLine="0"/>
         <w:rPr>
-          <w:rFonts w:ascii="Lato" w:cs="Lato" w:eastAsia="Lato" w:hAnsi="Lato"/>
           <w:color w:val="273540"/>
           <w:sz w:val="24"/>
           <w:szCs w:val="24"/>
@@ -135,7 +1371,6 @@
         <w:spacing w:after="100" w:lineRule="auto"/>
         <w:ind w:left="720" w:firstLine="0"/>
         <w:rPr>
-          <w:rFonts w:ascii="Lato" w:cs="Lato" w:eastAsia="Lato" w:hAnsi="Lato"/>
           <w:color w:val="273540"/>
           <w:sz w:val="24"/>
           <w:szCs w:val="24"/>
@@ -153,7 +1388,6 @@
         <w:spacing w:after="100" w:lineRule="auto"/>
         <w:ind w:left="720" w:firstLine="0"/>
         <w:rPr>
-          <w:rFonts w:ascii="Lato" w:cs="Lato" w:eastAsia="Lato" w:hAnsi="Lato"/>
           <w:color w:val="273540"/>
           <w:sz w:val="24"/>
           <w:szCs w:val="24"/>
@@ -171,7 +1405,6 @@
         <w:spacing w:after="100" w:lineRule="auto"/>
         <w:ind w:left="720" w:firstLine="0"/>
         <w:rPr>
-          <w:rFonts w:ascii="Lato" w:cs="Lato" w:eastAsia="Lato" w:hAnsi="Lato"/>
           <w:color w:val="273540"/>
           <w:sz w:val="24"/>
           <w:szCs w:val="24"/>
@@ -189,7 +1422,6 @@
         <w:spacing w:after="100" w:lineRule="auto"/>
         <w:ind w:left="720" w:firstLine="0"/>
         <w:rPr>
-          <w:rFonts w:ascii="Lato" w:cs="Lato" w:eastAsia="Lato" w:hAnsi="Lato"/>
           <w:color w:val="273540"/>
           <w:sz w:val="24"/>
           <w:szCs w:val="24"/>
@@ -207,7 +1439,6 @@
         <w:spacing w:after="100" w:lineRule="auto"/>
         <w:ind w:left="720" w:firstLine="0"/>
         <w:rPr>
-          <w:rFonts w:ascii="Lato" w:cs="Lato" w:eastAsia="Lato" w:hAnsi="Lato"/>
           <w:color w:val="273540"/>
           <w:sz w:val="24"/>
           <w:szCs w:val="24"/>
@@ -225,7 +1456,6 @@
         <w:spacing w:after="100" w:lineRule="auto"/>
         <w:ind w:left="720" w:firstLine="0"/>
         <w:rPr>
-          <w:rFonts w:ascii="Lato" w:cs="Lato" w:eastAsia="Lato" w:hAnsi="Lato"/>
           <w:color w:val="273540"/>
           <w:sz w:val="24"/>
           <w:szCs w:val="24"/>
@@ -243,7 +1473,23 @@
         <w:spacing w:after="100" w:lineRule="auto"/>
         <w:ind w:left="720" w:firstLine="0"/>
         <w:rPr>
-          <w:rFonts w:ascii="Lato" w:cs="Lato" w:eastAsia="Lato" w:hAnsi="Lato"/>
+          <w:color w:val="273540"/>
+          <w:sz w:val="24"/>
+          <w:szCs w:val="24"/>
+        </w:rPr>
+      </w:pPr>
+      <w:r>
+        <w:rPr>
+          <w:rtl w:val="0"/>
+        </w:rPr>
+      </w:r>
+    </w:p>
+    <w:p>
+      <w:pPr>
+        <w:shd w:fill="ffffff" w:val="clear"/>
+        <w:spacing w:after="100" w:lineRule="auto"/>
+        <w:ind w:left="720" w:firstLine="0"/>
+        <w:rPr>
           <w:color w:val="273540"/>
           <w:sz w:val="24"/>
           <w:szCs w:val="24"/>
@@ -261,7 +1507,23 @@
         <w:spacing w:after="100" w:lineRule="auto"/>
         <w:ind w:left="0" w:firstLine="0"/>
         <w:rPr>
-          <w:rFonts w:ascii="Lato" w:cs="Lato" w:eastAsia="Lato" w:hAnsi="Lato"/>
+          <w:color w:val="273540"/>
+          <w:sz w:val="24"/>
+          <w:szCs w:val="24"/>
+        </w:rPr>
+      </w:pPr>
+      <w:r>
+        <w:rPr>
+          <w:rtl w:val="0"/>
+        </w:rPr>
+      </w:r>
+    </w:p>
+    <w:p>
+      <w:pPr>
+        <w:shd w:fill="ffffff" w:val="clear"/>
+        <w:spacing w:after="100" w:lineRule="auto"/>
+        <w:ind w:left="0" w:firstLine="0"/>
+        <w:rPr>
           <w:color w:val="273540"/>
           <w:sz w:val="24"/>
           <w:szCs w:val="24"/>
@@ -277,15 +1539,17 @@
       <w:pPr>
         <w:numPr>
           <w:ilvl w:val="0"/>
-          <w:numId w:val="1"/>
+          <w:numId w:val="2"/>
         </w:numPr>
         <w:shd w:fill="ffffff" w:val="clear"/>
         <w:spacing w:after="100" w:lineRule="auto"/>
         <w:ind w:left="1100" w:hanging="360"/>
-      </w:pPr>
-      <w:r>
-        <w:rPr>
-          <w:rFonts w:ascii="Lato" w:cs="Lato" w:eastAsia="Lato" w:hAnsi="Lato"/>
+        <w:rPr>
+          <w:rFonts w:ascii="Arial" w:cs="Arial" w:eastAsia="Arial" w:hAnsi="Arial"/>
+        </w:rPr>
+      </w:pPr>
+      <w:r>
+        <w:rPr>
           <w:color w:val="273540"/>
           <w:sz w:val="24"/>
           <w:szCs w:val="24"/>
@@ -299,15 +1563,13 @@
         <w:shd w:fill="ffffff" w:val="clear"/>
         <w:spacing w:after="100" w:lineRule="auto"/>
         <w:rPr>
-          <w:rFonts w:ascii="Lato" w:cs="Lato" w:eastAsia="Lato" w:hAnsi="Lato"/>
-          <w:color w:val="273540"/>
-          <w:sz w:val="24"/>
-          <w:szCs w:val="24"/>
-        </w:rPr>
-      </w:pPr>
-      <w:r>
-        <w:rPr>
-          <w:rFonts w:ascii="Lato" w:cs="Lato" w:eastAsia="Lato" w:hAnsi="Lato"/>
+          <w:color w:val="273540"/>
+          <w:sz w:val="24"/>
+          <w:szCs w:val="24"/>
+        </w:rPr>
+      </w:pPr>
+      <w:r>
+        <w:rPr>
           <w:color w:val="273540"/>
           <w:sz w:val="24"/>
           <w:szCs w:val="24"/>
@@ -316,16 +1578,16 @@
           <wp:inline distB="114300" distT="114300" distL="114300" distR="114300">
             <wp:extent cx="5705475" cy="6048375"/>
             <wp:effectExtent b="0" l="0" r="0" t="0"/>
-            <wp:docPr id="4" name="image4.png"/>
+            <wp:docPr id="6" name="image15.png"/>
             <a:graphic>
               <a:graphicData uri="http://schemas.openxmlformats.org/drawingml/2006/picture">
                 <pic:pic>
                   <pic:nvPicPr>
-                    <pic:cNvPr id="0" name="image4.png"/>
+                    <pic:cNvPr id="0" name="image15.png"/>
                     <pic:cNvPicPr preferRelativeResize="0"/>
                   </pic:nvPicPr>
                   <pic:blipFill>
-                    <a:blip r:embed="rId7"/>
+                    <a:blip r:embed="rId9"/>
                     <a:srcRect b="0" l="0" r="0" t="0"/>
                     <a:stretch>
                       <a:fillRect/>
@@ -356,109 +1618,166 @@
         <w:shd w:fill="ffffff" w:val="clear"/>
         <w:spacing w:after="100" w:lineRule="auto"/>
         <w:rPr>
-          <w:rFonts w:ascii="Lato" w:cs="Lato" w:eastAsia="Lato" w:hAnsi="Lato"/>
-          <w:color w:val="273540"/>
-          <w:sz w:val="24"/>
-          <w:szCs w:val="24"/>
-        </w:rPr>
-      </w:pPr>
-      <w:r>
-        <w:rPr>
-          <w:rtl w:val="0"/>
-        </w:rPr>
-      </w:r>
-    </w:p>
-    <w:p>
-      <w:pPr>
-        <w:shd w:fill="ffffff" w:val="clear"/>
-        <w:spacing w:after="100" w:lineRule="auto"/>
-        <w:rPr>
-          <w:rFonts w:ascii="Lato" w:cs="Lato" w:eastAsia="Lato" w:hAnsi="Lato"/>
-          <w:color w:val="273540"/>
-          <w:sz w:val="24"/>
-          <w:szCs w:val="24"/>
-        </w:rPr>
-      </w:pPr>
-      <w:r>
-        <w:rPr>
-          <w:rtl w:val="0"/>
-        </w:rPr>
-      </w:r>
-    </w:p>
-    <w:p>
-      <w:pPr>
-        <w:shd w:fill="ffffff" w:val="clear"/>
-        <w:spacing w:after="100" w:lineRule="auto"/>
-        <w:rPr>
-          <w:rFonts w:ascii="Lato" w:cs="Lato" w:eastAsia="Lato" w:hAnsi="Lato"/>
-          <w:color w:val="273540"/>
-          <w:sz w:val="24"/>
-          <w:szCs w:val="24"/>
-        </w:rPr>
-      </w:pPr>
-      <w:r>
-        <w:rPr>
-          <w:rtl w:val="0"/>
-        </w:rPr>
-      </w:r>
-    </w:p>
-    <w:p>
-      <w:pPr>
-        <w:shd w:fill="ffffff" w:val="clear"/>
-        <w:spacing w:after="100" w:lineRule="auto"/>
-        <w:rPr>
-          <w:rFonts w:ascii="Lato" w:cs="Lato" w:eastAsia="Lato" w:hAnsi="Lato"/>
-          <w:color w:val="273540"/>
-          <w:sz w:val="24"/>
-          <w:szCs w:val="24"/>
-        </w:rPr>
-      </w:pPr>
-      <w:r>
-        <w:rPr>
-          <w:rtl w:val="0"/>
-        </w:rPr>
-      </w:r>
-    </w:p>
-    <w:p>
-      <w:pPr>
-        <w:shd w:fill="ffffff" w:val="clear"/>
-        <w:spacing w:after="100" w:lineRule="auto"/>
-        <w:rPr>
-          <w:rFonts w:ascii="Lato" w:cs="Lato" w:eastAsia="Lato" w:hAnsi="Lato"/>
-          <w:color w:val="273540"/>
-          <w:sz w:val="24"/>
-          <w:szCs w:val="24"/>
-        </w:rPr>
-      </w:pPr>
-      <w:r>
-        <w:rPr>
-          <w:rtl w:val="0"/>
-        </w:rPr>
-      </w:r>
-    </w:p>
-    <w:p>
-      <w:pPr>
-        <w:shd w:fill="ffffff" w:val="clear"/>
-        <w:spacing w:after="100" w:lineRule="auto"/>
-        <w:rPr>
-          <w:rFonts w:ascii="Lato" w:cs="Lato" w:eastAsia="Lato" w:hAnsi="Lato"/>
-          <w:color w:val="273540"/>
-          <w:sz w:val="24"/>
-          <w:szCs w:val="24"/>
-        </w:rPr>
-      </w:pPr>
-      <w:r>
-        <w:rPr>
-          <w:rtl w:val="0"/>
-        </w:rPr>
-      </w:r>
-    </w:p>
-    <w:p>
-      <w:pPr>
-        <w:shd w:fill="ffffff" w:val="clear"/>
-        <w:spacing w:after="100" w:lineRule="auto"/>
-        <w:rPr>
-          <w:rFonts w:ascii="Lato" w:cs="Lato" w:eastAsia="Lato" w:hAnsi="Lato"/>
+          <w:color w:val="273540"/>
+          <w:sz w:val="24"/>
+          <w:szCs w:val="24"/>
+        </w:rPr>
+      </w:pPr>
+      <w:r>
+        <w:rPr>
+          <w:rtl w:val="0"/>
+        </w:rPr>
+      </w:r>
+    </w:p>
+    <w:p>
+      <w:pPr>
+        <w:shd w:fill="ffffff" w:val="clear"/>
+        <w:spacing w:after="100" w:lineRule="auto"/>
+        <w:rPr>
+          <w:color w:val="273540"/>
+          <w:sz w:val="24"/>
+          <w:szCs w:val="24"/>
+        </w:rPr>
+      </w:pPr>
+      <w:r>
+        <w:rPr>
+          <w:rtl w:val="0"/>
+        </w:rPr>
+      </w:r>
+    </w:p>
+    <w:p>
+      <w:pPr>
+        <w:shd w:fill="ffffff" w:val="clear"/>
+        <w:spacing w:after="100" w:lineRule="auto"/>
+        <w:rPr>
+          <w:color w:val="273540"/>
+          <w:sz w:val="24"/>
+          <w:szCs w:val="24"/>
+        </w:rPr>
+      </w:pPr>
+      <w:r>
+        <w:rPr>
+          <w:rtl w:val="0"/>
+        </w:rPr>
+      </w:r>
+    </w:p>
+    <w:p>
+      <w:pPr>
+        <w:shd w:fill="ffffff" w:val="clear"/>
+        <w:spacing w:after="100" w:lineRule="auto"/>
+        <w:rPr>
+          <w:color w:val="273540"/>
+          <w:sz w:val="24"/>
+          <w:szCs w:val="24"/>
+        </w:rPr>
+      </w:pPr>
+      <w:r>
+        <w:rPr>
+          <w:rtl w:val="0"/>
+        </w:rPr>
+      </w:r>
+    </w:p>
+    <w:p>
+      <w:pPr>
+        <w:shd w:fill="ffffff" w:val="clear"/>
+        <w:spacing w:after="100" w:lineRule="auto"/>
+        <w:rPr>
+          <w:color w:val="273540"/>
+          <w:sz w:val="24"/>
+          <w:szCs w:val="24"/>
+        </w:rPr>
+      </w:pPr>
+      <w:r>
+        <w:rPr>
+          <w:rtl w:val="0"/>
+        </w:rPr>
+      </w:r>
+    </w:p>
+    <w:p>
+      <w:pPr>
+        <w:shd w:fill="ffffff" w:val="clear"/>
+        <w:spacing w:after="100" w:lineRule="auto"/>
+        <w:rPr>
+          <w:color w:val="273540"/>
+          <w:sz w:val="24"/>
+          <w:szCs w:val="24"/>
+        </w:rPr>
+      </w:pPr>
+      <w:r>
+        <w:rPr>
+          <w:rtl w:val="0"/>
+        </w:rPr>
+      </w:r>
+    </w:p>
+    <w:p>
+      <w:pPr>
+        <w:shd w:fill="ffffff" w:val="clear"/>
+        <w:spacing w:after="100" w:lineRule="auto"/>
+        <w:rPr>
+          <w:color w:val="273540"/>
+          <w:sz w:val="24"/>
+          <w:szCs w:val="24"/>
+        </w:rPr>
+      </w:pPr>
+      <w:r>
+        <w:rPr>
+          <w:rtl w:val="0"/>
+        </w:rPr>
+      </w:r>
+    </w:p>
+    <w:p>
+      <w:pPr>
+        <w:shd w:fill="ffffff" w:val="clear"/>
+        <w:spacing w:after="100" w:lineRule="auto"/>
+        <w:rPr>
+          <w:color w:val="273540"/>
+          <w:sz w:val="24"/>
+          <w:szCs w:val="24"/>
+        </w:rPr>
+      </w:pPr>
+      <w:r>
+        <w:rPr>
+          <w:rtl w:val="0"/>
+        </w:rPr>
+      </w:r>
+    </w:p>
+    <w:p>
+      <w:pPr>
+        <w:shd w:fill="ffffff" w:val="clear"/>
+        <w:spacing w:after="100" w:lineRule="auto"/>
+        <w:rPr>
+          <w:color w:val="273540"/>
+          <w:sz w:val="24"/>
+          <w:szCs w:val="24"/>
+        </w:rPr>
+      </w:pPr>
+      <w:r>
+        <w:rPr>
+          <w:rtl w:val="0"/>
+        </w:rPr>
+      </w:r>
+    </w:p>
+    <w:p>
+      <w:pPr>
+        <w:shd w:fill="ffffff" w:val="clear"/>
+        <w:spacing w:after="100" w:lineRule="auto"/>
+        <w:rPr>
+          <w:color w:val="273540"/>
+          <w:sz w:val="24"/>
+          <w:szCs w:val="24"/>
+        </w:rPr>
+      </w:pPr>
+      <w:r>
+        <w:rPr>
+          <w:rtl w:val="0"/>
+        </w:rPr>
+      </w:r>
+    </w:p>
+    <w:p>
+      <w:pPr>
+        <w:shd w:fill="ffffff" w:val="clear"/>
+        <w:spacing w:after="100" w:lineRule="auto"/>
+        <w:rPr>
           <w:color w:val="273540"/>
           <w:sz w:val="24"/>
           <w:szCs w:val="24"/>
@@ -474,15 +1793,17 @@
       <w:pPr>
         <w:numPr>
           <w:ilvl w:val="0"/>
-          <w:numId w:val="1"/>
+          <w:numId w:val="2"/>
         </w:numPr>
         <w:shd w:fill="ffffff" w:val="clear"/>
         <w:spacing w:after="100" w:lineRule="auto"/>
         <w:ind w:left="1100" w:hanging="360"/>
-      </w:pPr>
-      <w:r>
-        <w:rPr>
-          <w:rFonts w:ascii="Lato" w:cs="Lato" w:eastAsia="Lato" w:hAnsi="Lato"/>
+        <w:rPr>
+          <w:rFonts w:ascii="Arial" w:cs="Arial" w:eastAsia="Arial" w:hAnsi="Arial"/>
+        </w:rPr>
+      </w:pPr>
+      <w:r>
+        <w:rPr>
           <w:color w:val="273540"/>
           <w:sz w:val="24"/>
           <w:szCs w:val="24"/>
@@ -496,15 +1817,13 @@
         <w:shd w:fill="ffffff" w:val="clear"/>
         <w:spacing w:after="100" w:lineRule="auto"/>
         <w:rPr>
-          <w:rFonts w:ascii="Lato" w:cs="Lato" w:eastAsia="Lato" w:hAnsi="Lato"/>
-          <w:color w:val="273540"/>
-          <w:sz w:val="24"/>
-          <w:szCs w:val="24"/>
-        </w:rPr>
-      </w:pPr>
-      <w:r>
-        <w:rPr>
-          <w:rFonts w:ascii="Lato" w:cs="Lato" w:eastAsia="Lato" w:hAnsi="Lato"/>
+          <w:color w:val="273540"/>
+          <w:sz w:val="24"/>
+          <w:szCs w:val="24"/>
+        </w:rPr>
+      </w:pPr>
+      <w:r>
+        <w:rPr>
           <w:color w:val="273540"/>
           <w:sz w:val="24"/>
           <w:szCs w:val="24"/>
@@ -513,16 +1832,16 @@
           <wp:inline distB="114300" distT="114300" distL="114300" distR="114300">
             <wp:extent cx="5731200" cy="5956300"/>
             <wp:effectExtent b="0" l="0" r="0" t="0"/>
-            <wp:docPr id="14" name="image12.png"/>
+            <wp:docPr id="18" name="image3.png"/>
             <a:graphic>
               <a:graphicData uri="http://schemas.openxmlformats.org/drawingml/2006/picture">
                 <pic:pic>
                   <pic:nvPicPr>
-                    <pic:cNvPr id="0" name="image12.png"/>
+                    <pic:cNvPr id="0" name="image3.png"/>
                     <pic:cNvPicPr preferRelativeResize="0"/>
                   </pic:nvPicPr>
                   <pic:blipFill>
-                    <a:blip r:embed="rId8"/>
+                    <a:blip r:embed="rId10"/>
                     <a:srcRect b="0" l="0" r="0" t="0"/>
                     <a:stretch>
                       <a:fillRect/>
@@ -550,17 +1869,179 @@
     </w:p>
     <w:p>
       <w:pPr>
+        <w:shd w:fill="ffffff" w:val="clear"/>
+        <w:spacing w:after="100" w:lineRule="auto"/>
+        <w:rPr>
+          <w:color w:val="273540"/>
+          <w:sz w:val="24"/>
+          <w:szCs w:val="24"/>
+        </w:rPr>
+      </w:pPr>
+      <w:r>
+        <w:rPr>
+          <w:rtl w:val="0"/>
+        </w:rPr>
+      </w:r>
+    </w:p>
+    <w:p>
+      <w:pPr>
+        <w:shd w:fill="ffffff" w:val="clear"/>
+        <w:spacing w:after="100" w:lineRule="auto"/>
+        <w:rPr>
+          <w:color w:val="273540"/>
+          <w:sz w:val="24"/>
+          <w:szCs w:val="24"/>
+        </w:rPr>
+      </w:pPr>
+      <w:r>
+        <w:rPr>
+          <w:rtl w:val="0"/>
+        </w:rPr>
+      </w:r>
+    </w:p>
+    <w:p>
+      <w:pPr>
+        <w:shd w:fill="ffffff" w:val="clear"/>
+        <w:spacing w:after="100" w:lineRule="auto"/>
+        <w:rPr>
+          <w:color w:val="273540"/>
+          <w:sz w:val="24"/>
+          <w:szCs w:val="24"/>
+        </w:rPr>
+      </w:pPr>
+      <w:r>
+        <w:rPr>
+          <w:rtl w:val="0"/>
+        </w:rPr>
+      </w:r>
+    </w:p>
+    <w:p>
+      <w:pPr>
+        <w:shd w:fill="ffffff" w:val="clear"/>
+        <w:spacing w:after="100" w:lineRule="auto"/>
+        <w:rPr>
+          <w:color w:val="273540"/>
+          <w:sz w:val="24"/>
+          <w:szCs w:val="24"/>
+        </w:rPr>
+      </w:pPr>
+      <w:r>
+        <w:rPr>
+          <w:rtl w:val="0"/>
+        </w:rPr>
+      </w:r>
+    </w:p>
+    <w:p>
+      <w:pPr>
+        <w:shd w:fill="ffffff" w:val="clear"/>
+        <w:spacing w:after="100" w:lineRule="auto"/>
+        <w:rPr>
+          <w:color w:val="273540"/>
+          <w:sz w:val="24"/>
+          <w:szCs w:val="24"/>
+        </w:rPr>
+      </w:pPr>
+      <w:r>
+        <w:rPr>
+          <w:rtl w:val="0"/>
+        </w:rPr>
+      </w:r>
+    </w:p>
+    <w:p>
+      <w:pPr>
+        <w:shd w:fill="ffffff" w:val="clear"/>
+        <w:spacing w:after="100" w:lineRule="auto"/>
+        <w:rPr>
+          <w:color w:val="273540"/>
+          <w:sz w:val="24"/>
+          <w:szCs w:val="24"/>
+        </w:rPr>
+      </w:pPr>
+      <w:r>
+        <w:rPr>
+          <w:rtl w:val="0"/>
+        </w:rPr>
+      </w:r>
+    </w:p>
+    <w:p>
+      <w:pPr>
+        <w:shd w:fill="ffffff" w:val="clear"/>
+        <w:spacing w:after="100" w:lineRule="auto"/>
+        <w:rPr>
+          <w:color w:val="273540"/>
+          <w:sz w:val="24"/>
+          <w:szCs w:val="24"/>
+        </w:rPr>
+      </w:pPr>
+      <w:r>
+        <w:rPr>
+          <w:rtl w:val="0"/>
+        </w:rPr>
+      </w:r>
+    </w:p>
+    <w:p>
+      <w:pPr>
+        <w:shd w:fill="ffffff" w:val="clear"/>
+        <w:spacing w:after="100" w:lineRule="auto"/>
+        <w:rPr>
+          <w:color w:val="273540"/>
+          <w:sz w:val="24"/>
+          <w:szCs w:val="24"/>
+        </w:rPr>
+      </w:pPr>
+      <w:r>
+        <w:rPr>
+          <w:rtl w:val="0"/>
+        </w:rPr>
+      </w:r>
+    </w:p>
+    <w:p>
+      <w:pPr>
+        <w:shd w:fill="ffffff" w:val="clear"/>
+        <w:spacing w:after="100" w:lineRule="auto"/>
+        <w:rPr>
+          <w:color w:val="273540"/>
+          <w:sz w:val="24"/>
+          <w:szCs w:val="24"/>
+        </w:rPr>
+      </w:pPr>
+      <w:r>
+        <w:rPr>
+          <w:rtl w:val="0"/>
+        </w:rPr>
+      </w:r>
+    </w:p>
+    <w:p>
+      <w:pPr>
+        <w:shd w:fill="ffffff" w:val="clear"/>
+        <w:spacing w:after="100" w:lineRule="auto"/>
+        <w:rPr>
+          <w:color w:val="273540"/>
+          <w:sz w:val="24"/>
+          <w:szCs w:val="24"/>
+        </w:rPr>
+      </w:pPr>
+      <w:r>
+        <w:rPr>
+          <w:rtl w:val="0"/>
+        </w:rPr>
+      </w:r>
+    </w:p>
+    <w:p>
+      <w:pPr>
         <w:numPr>
           <w:ilvl w:val="0"/>
-          <w:numId w:val="1"/>
+          <w:numId w:val="2"/>
         </w:numPr>
         <w:shd w:fill="ffffff" w:val="clear"/>
         <w:spacing w:after="100" w:lineRule="auto"/>
         <w:ind w:left="1100" w:hanging="360"/>
-      </w:pPr>
-      <w:r>
-        <w:rPr>
-          <w:rFonts w:ascii="Lato" w:cs="Lato" w:eastAsia="Lato" w:hAnsi="Lato"/>
+        <w:rPr>
+          <w:rFonts w:ascii="Arial" w:cs="Arial" w:eastAsia="Arial" w:hAnsi="Arial"/>
+        </w:rPr>
+      </w:pPr>
+      <w:r>
+        <w:rPr>
           <w:color w:val="273540"/>
           <w:sz w:val="24"/>
           <w:szCs w:val="24"/>
@@ -574,15 +2055,13 @@
         <w:shd w:fill="ffffff" w:val="clear"/>
         <w:spacing w:after="100" w:lineRule="auto"/>
         <w:rPr>
-          <w:rFonts w:ascii="Lato" w:cs="Lato" w:eastAsia="Lato" w:hAnsi="Lato"/>
-          <w:color w:val="273540"/>
-          <w:sz w:val="24"/>
-          <w:szCs w:val="24"/>
-        </w:rPr>
-      </w:pPr>
-      <w:r>
-        <w:rPr>
-          <w:rFonts w:ascii="Lato" w:cs="Lato" w:eastAsia="Lato" w:hAnsi="Lato"/>
+          <w:color w:val="273540"/>
+          <w:sz w:val="24"/>
+          <w:szCs w:val="24"/>
+        </w:rPr>
+      </w:pPr>
+      <w:r>
+        <w:rPr>
           <w:color w:val="273540"/>
           <w:sz w:val="24"/>
           <w:szCs w:val="24"/>
@@ -591,16 +2070,16 @@
           <wp:inline distB="114300" distT="114300" distL="114300" distR="114300">
             <wp:extent cx="5731200" cy="3873500"/>
             <wp:effectExtent b="0" l="0" r="0" t="0"/>
-            <wp:docPr id="15" name="image9.png"/>
+            <wp:docPr id="19" name="image13.png"/>
             <a:graphic>
               <a:graphicData uri="http://schemas.openxmlformats.org/drawingml/2006/picture">
                 <pic:pic>
                   <pic:nvPicPr>
-                    <pic:cNvPr id="0" name="image9.png"/>
+                    <pic:cNvPr id="0" name="image13.png"/>
                     <pic:cNvPicPr preferRelativeResize="0"/>
                   </pic:nvPicPr>
                   <pic:blipFill>
-                    <a:blip r:embed="rId9"/>
+                    <a:blip r:embed="rId11"/>
                     <a:srcRect b="0" l="0" r="0" t="0"/>
                     <a:stretch>
                       <a:fillRect/>
@@ -630,15 +2109,17 @@
       <w:pPr>
         <w:numPr>
           <w:ilvl w:val="0"/>
-          <w:numId w:val="1"/>
+          <w:numId w:val="2"/>
         </w:numPr>
         <w:shd w:fill="ffffff" w:val="clear"/>
         <w:spacing w:after="100" w:lineRule="auto"/>
         <w:ind w:left="1100" w:hanging="360"/>
-      </w:pPr>
-      <w:r>
-        <w:rPr>
-          <w:rFonts w:ascii="Lato" w:cs="Lato" w:eastAsia="Lato" w:hAnsi="Lato"/>
+        <w:rPr>
+          <w:rFonts w:ascii="Arial" w:cs="Arial" w:eastAsia="Arial" w:hAnsi="Arial"/>
+        </w:rPr>
+      </w:pPr>
+      <w:r>
+        <w:rPr>
           <w:color w:val="273540"/>
           <w:sz w:val="24"/>
           <w:szCs w:val="24"/>
@@ -652,15 +2133,13 @@
         <w:shd w:fill="ffffff" w:val="clear"/>
         <w:spacing w:after="100" w:lineRule="auto"/>
         <w:rPr>
-          <w:rFonts w:ascii="Lato" w:cs="Lato" w:eastAsia="Lato" w:hAnsi="Lato"/>
-          <w:color w:val="273540"/>
-          <w:sz w:val="24"/>
-          <w:szCs w:val="24"/>
-        </w:rPr>
-      </w:pPr>
-      <w:r>
-        <w:rPr>
-          <w:rFonts w:ascii="Lato" w:cs="Lato" w:eastAsia="Lato" w:hAnsi="Lato"/>
+          <w:color w:val="273540"/>
+          <w:sz w:val="24"/>
+          <w:szCs w:val="24"/>
+        </w:rPr>
+      </w:pPr>
+      <w:r>
+        <w:rPr>
           <w:color w:val="273540"/>
           <w:sz w:val="24"/>
           <w:szCs w:val="24"/>
@@ -669,16 +2148,16 @@
           <wp:inline distB="114300" distT="114300" distL="114300" distR="114300">
             <wp:extent cx="5731200" cy="5778500"/>
             <wp:effectExtent b="0" l="0" r="0" t="0"/>
-            <wp:docPr id="1" name="image16.png"/>
+            <wp:docPr id="3" name="image18.png"/>
             <a:graphic>
               <a:graphicData uri="http://schemas.openxmlformats.org/drawingml/2006/picture">
                 <pic:pic>
                   <pic:nvPicPr>
-                    <pic:cNvPr id="0" name="image16.png"/>
+                    <pic:cNvPr id="0" name="image18.png"/>
                     <pic:cNvPicPr preferRelativeResize="0"/>
                   </pic:nvPicPr>
                   <pic:blipFill>
-                    <a:blip r:embed="rId10"/>
+                    <a:blip r:embed="rId12"/>
                     <a:srcRect b="0" l="0" r="0" t="0"/>
                     <a:stretch>
                       <a:fillRect/>
@@ -709,177 +2188,166 @@
         <w:shd w:fill="ffffff" w:val="clear"/>
         <w:spacing w:after="100" w:lineRule="auto"/>
         <w:rPr>
-          <w:rFonts w:ascii="Lato" w:cs="Lato" w:eastAsia="Lato" w:hAnsi="Lato"/>
-          <w:color w:val="273540"/>
-          <w:sz w:val="24"/>
-          <w:szCs w:val="24"/>
-        </w:rPr>
-      </w:pPr>
-      <w:r>
-        <w:rPr>
-          <w:rtl w:val="0"/>
-        </w:rPr>
-      </w:r>
-    </w:p>
-    <w:p>
-      <w:pPr>
-        <w:shd w:fill="ffffff" w:val="clear"/>
-        <w:spacing w:after="100" w:lineRule="auto"/>
-        <w:rPr>
-          <w:rFonts w:ascii="Lato" w:cs="Lato" w:eastAsia="Lato" w:hAnsi="Lato"/>
-          <w:color w:val="273540"/>
-          <w:sz w:val="24"/>
-          <w:szCs w:val="24"/>
-        </w:rPr>
-      </w:pPr>
-      <w:r>
-        <w:rPr>
-          <w:rtl w:val="0"/>
-        </w:rPr>
-      </w:r>
-    </w:p>
-    <w:p>
-      <w:pPr>
-        <w:shd w:fill="ffffff" w:val="clear"/>
-        <w:spacing w:after="100" w:lineRule="auto"/>
-        <w:rPr>
-          <w:rFonts w:ascii="Lato" w:cs="Lato" w:eastAsia="Lato" w:hAnsi="Lato"/>
-          <w:color w:val="273540"/>
-          <w:sz w:val="24"/>
-          <w:szCs w:val="24"/>
-        </w:rPr>
-      </w:pPr>
-      <w:r>
-        <w:rPr>
-          <w:rtl w:val="0"/>
-        </w:rPr>
-      </w:r>
-    </w:p>
-    <w:p>
-      <w:pPr>
-        <w:shd w:fill="ffffff" w:val="clear"/>
-        <w:spacing w:after="100" w:lineRule="auto"/>
-        <w:rPr>
-          <w:rFonts w:ascii="Lato" w:cs="Lato" w:eastAsia="Lato" w:hAnsi="Lato"/>
-          <w:color w:val="273540"/>
-          <w:sz w:val="24"/>
-          <w:szCs w:val="24"/>
-        </w:rPr>
-      </w:pPr>
-      <w:r>
-        <w:rPr>
-          <w:rtl w:val="0"/>
-        </w:rPr>
-      </w:r>
-    </w:p>
-    <w:p>
-      <w:pPr>
-        <w:shd w:fill="ffffff" w:val="clear"/>
-        <w:spacing w:after="100" w:lineRule="auto"/>
-        <w:rPr>
-          <w:rFonts w:ascii="Lato" w:cs="Lato" w:eastAsia="Lato" w:hAnsi="Lato"/>
-          <w:color w:val="273540"/>
-          <w:sz w:val="24"/>
-          <w:szCs w:val="24"/>
-        </w:rPr>
-      </w:pPr>
-      <w:r>
-        <w:rPr>
-          <w:rtl w:val="0"/>
-        </w:rPr>
-      </w:r>
-    </w:p>
-    <w:p>
-      <w:pPr>
-        <w:shd w:fill="ffffff" w:val="clear"/>
-        <w:spacing w:after="100" w:lineRule="auto"/>
-        <w:rPr>
-          <w:rFonts w:ascii="Lato" w:cs="Lato" w:eastAsia="Lato" w:hAnsi="Lato"/>
-          <w:color w:val="273540"/>
-          <w:sz w:val="24"/>
-          <w:szCs w:val="24"/>
-        </w:rPr>
-      </w:pPr>
-      <w:r>
-        <w:rPr>
-          <w:rtl w:val="0"/>
-        </w:rPr>
-      </w:r>
-    </w:p>
-    <w:p>
-      <w:pPr>
-        <w:shd w:fill="ffffff" w:val="clear"/>
-        <w:spacing w:after="100" w:lineRule="auto"/>
-        <w:rPr>
-          <w:rFonts w:ascii="Lato" w:cs="Lato" w:eastAsia="Lato" w:hAnsi="Lato"/>
-          <w:color w:val="273540"/>
-          <w:sz w:val="24"/>
-          <w:szCs w:val="24"/>
-        </w:rPr>
-      </w:pPr>
-      <w:r>
-        <w:rPr>
-          <w:rtl w:val="0"/>
-        </w:rPr>
-      </w:r>
-    </w:p>
-    <w:p>
-      <w:pPr>
-        <w:shd w:fill="ffffff" w:val="clear"/>
-        <w:spacing w:after="100" w:lineRule="auto"/>
-        <w:rPr>
-          <w:rFonts w:ascii="Lato" w:cs="Lato" w:eastAsia="Lato" w:hAnsi="Lato"/>
-          <w:color w:val="273540"/>
-          <w:sz w:val="24"/>
-          <w:szCs w:val="24"/>
-        </w:rPr>
-      </w:pPr>
-      <w:r>
-        <w:rPr>
-          <w:rtl w:val="0"/>
-        </w:rPr>
-      </w:r>
-    </w:p>
-    <w:p>
-      <w:pPr>
-        <w:shd w:fill="ffffff" w:val="clear"/>
-        <w:spacing w:after="100" w:lineRule="auto"/>
-        <w:rPr>
-          <w:rFonts w:ascii="Lato" w:cs="Lato" w:eastAsia="Lato" w:hAnsi="Lato"/>
-          <w:color w:val="273540"/>
-          <w:sz w:val="24"/>
-          <w:szCs w:val="24"/>
-        </w:rPr>
-      </w:pPr>
-      <w:r>
-        <w:rPr>
-          <w:rtl w:val="0"/>
-        </w:rPr>
-      </w:r>
-    </w:p>
-    <w:p>
-      <w:pPr>
-        <w:shd w:fill="ffffff" w:val="clear"/>
-        <w:spacing w:after="100" w:lineRule="auto"/>
-        <w:rPr>
-          <w:rFonts w:ascii="Lato" w:cs="Lato" w:eastAsia="Lato" w:hAnsi="Lato"/>
-          <w:color w:val="273540"/>
-          <w:sz w:val="24"/>
-          <w:szCs w:val="24"/>
-        </w:rPr>
-      </w:pPr>
-      <w:r>
-        <w:rPr>
-          <w:rtl w:val="0"/>
-        </w:rPr>
-      </w:r>
-    </w:p>
-    <w:p>
-      <w:pPr>
-        <w:shd w:fill="ffffff" w:val="clear"/>
-        <w:spacing w:after="100" w:lineRule="auto"/>
-        <w:rPr>
-          <w:rFonts w:ascii="Lato" w:cs="Lato" w:eastAsia="Lato" w:hAnsi="Lato"/>
+          <w:color w:val="273540"/>
+          <w:sz w:val="24"/>
+          <w:szCs w:val="24"/>
+        </w:rPr>
+      </w:pPr>
+      <w:r>
+        <w:rPr>
+          <w:rtl w:val="0"/>
+        </w:rPr>
+      </w:r>
+    </w:p>
+    <w:p>
+      <w:pPr>
+        <w:shd w:fill="ffffff" w:val="clear"/>
+        <w:spacing w:after="100" w:lineRule="auto"/>
+        <w:rPr>
+          <w:color w:val="273540"/>
+          <w:sz w:val="24"/>
+          <w:szCs w:val="24"/>
+        </w:rPr>
+      </w:pPr>
+      <w:r>
+        <w:rPr>
+          <w:rtl w:val="0"/>
+        </w:rPr>
+      </w:r>
+    </w:p>
+    <w:p>
+      <w:pPr>
+        <w:shd w:fill="ffffff" w:val="clear"/>
+        <w:spacing w:after="100" w:lineRule="auto"/>
+        <w:rPr>
+          <w:color w:val="273540"/>
+          <w:sz w:val="24"/>
+          <w:szCs w:val="24"/>
+        </w:rPr>
+      </w:pPr>
+      <w:r>
+        <w:rPr>
+          <w:rtl w:val="0"/>
+        </w:rPr>
+      </w:r>
+    </w:p>
+    <w:p>
+      <w:pPr>
+        <w:shd w:fill="ffffff" w:val="clear"/>
+        <w:spacing w:after="100" w:lineRule="auto"/>
+        <w:rPr>
+          <w:color w:val="273540"/>
+          <w:sz w:val="24"/>
+          <w:szCs w:val="24"/>
+        </w:rPr>
+      </w:pPr>
+      <w:r>
+        <w:rPr>
+          <w:rtl w:val="0"/>
+        </w:rPr>
+      </w:r>
+    </w:p>
+    <w:p>
+      <w:pPr>
+        <w:shd w:fill="ffffff" w:val="clear"/>
+        <w:spacing w:after="100" w:lineRule="auto"/>
+        <w:rPr>
+          <w:color w:val="273540"/>
+          <w:sz w:val="24"/>
+          <w:szCs w:val="24"/>
+        </w:rPr>
+      </w:pPr>
+      <w:r>
+        <w:rPr>
+          <w:rtl w:val="0"/>
+        </w:rPr>
+      </w:r>
+    </w:p>
+    <w:p>
+      <w:pPr>
+        <w:shd w:fill="ffffff" w:val="clear"/>
+        <w:spacing w:after="100" w:lineRule="auto"/>
+        <w:rPr>
+          <w:color w:val="273540"/>
+          <w:sz w:val="24"/>
+          <w:szCs w:val="24"/>
+        </w:rPr>
+      </w:pPr>
+      <w:r>
+        <w:rPr>
+          <w:rtl w:val="0"/>
+        </w:rPr>
+      </w:r>
+    </w:p>
+    <w:p>
+      <w:pPr>
+        <w:shd w:fill="ffffff" w:val="clear"/>
+        <w:spacing w:after="100" w:lineRule="auto"/>
+        <w:rPr>
+          <w:color w:val="273540"/>
+          <w:sz w:val="24"/>
+          <w:szCs w:val="24"/>
+        </w:rPr>
+      </w:pPr>
+      <w:r>
+        <w:rPr>
+          <w:rtl w:val="0"/>
+        </w:rPr>
+      </w:r>
+    </w:p>
+    <w:p>
+      <w:pPr>
+        <w:shd w:fill="ffffff" w:val="clear"/>
+        <w:spacing w:after="100" w:lineRule="auto"/>
+        <w:rPr>
+          <w:color w:val="273540"/>
+          <w:sz w:val="24"/>
+          <w:szCs w:val="24"/>
+        </w:rPr>
+      </w:pPr>
+      <w:r>
+        <w:rPr>
+          <w:rtl w:val="0"/>
+        </w:rPr>
+      </w:r>
+    </w:p>
+    <w:p>
+      <w:pPr>
+        <w:shd w:fill="ffffff" w:val="clear"/>
+        <w:spacing w:after="100" w:lineRule="auto"/>
+        <w:rPr>
+          <w:color w:val="273540"/>
+          <w:sz w:val="24"/>
+          <w:szCs w:val="24"/>
+        </w:rPr>
+      </w:pPr>
+      <w:r>
+        <w:rPr>
+          <w:rtl w:val="0"/>
+        </w:rPr>
+      </w:r>
+    </w:p>
+    <w:p>
+      <w:pPr>
+        <w:shd w:fill="ffffff" w:val="clear"/>
+        <w:spacing w:after="100" w:lineRule="auto"/>
+        <w:rPr>
+          <w:color w:val="273540"/>
+          <w:sz w:val="24"/>
+          <w:szCs w:val="24"/>
+        </w:rPr>
+      </w:pPr>
+      <w:r>
+        <w:rPr>
+          <w:rtl w:val="0"/>
+        </w:rPr>
+      </w:r>
+    </w:p>
+    <w:p>
+      <w:pPr>
+        <w:shd w:fill="ffffff" w:val="clear"/>
+        <w:spacing w:after="100" w:lineRule="auto"/>
+        <w:rPr>
           <w:color w:val="273540"/>
           <w:sz w:val="24"/>
           <w:szCs w:val="24"/>
@@ -895,15 +2363,17 @@
       <w:pPr>
         <w:numPr>
           <w:ilvl w:val="0"/>
-          <w:numId w:val="1"/>
+          <w:numId w:val="2"/>
         </w:numPr>
         <w:shd w:fill="ffffff" w:val="clear"/>
         <w:spacing w:after="100" w:lineRule="auto"/>
         <w:ind w:left="1100" w:hanging="360"/>
-      </w:pPr>
-      <w:r>
-        <w:rPr>
-          <w:rFonts w:ascii="Lato" w:cs="Lato" w:eastAsia="Lato" w:hAnsi="Lato"/>
+        <w:rPr>
+          <w:rFonts w:ascii="Arial" w:cs="Arial" w:eastAsia="Arial" w:hAnsi="Arial"/>
+        </w:rPr>
+      </w:pPr>
+      <w:r>
+        <w:rPr>
           <w:color w:val="273540"/>
           <w:sz w:val="24"/>
           <w:szCs w:val="24"/>
@@ -917,15 +2387,13 @@
         <w:shd w:fill="ffffff" w:val="clear"/>
         <w:spacing w:after="100" w:lineRule="auto"/>
         <w:rPr>
-          <w:rFonts w:ascii="Lato" w:cs="Lato" w:eastAsia="Lato" w:hAnsi="Lato"/>
-          <w:color w:val="273540"/>
-          <w:sz w:val="24"/>
-          <w:szCs w:val="24"/>
-        </w:rPr>
-      </w:pPr>
-      <w:r>
-        <w:rPr>
-          <w:rFonts w:ascii="Lato" w:cs="Lato" w:eastAsia="Lato" w:hAnsi="Lato"/>
+          <w:color w:val="273540"/>
+          <w:sz w:val="24"/>
+          <w:szCs w:val="24"/>
+        </w:rPr>
+      </w:pPr>
+      <w:r>
+        <w:rPr>
           <w:color w:val="273540"/>
           <w:sz w:val="24"/>
           <w:szCs w:val="24"/>
@@ -934,16 +2402,16 @@
           <wp:inline distB="114300" distT="114300" distL="114300" distR="114300">
             <wp:extent cx="5731200" cy="3009900"/>
             <wp:effectExtent b="0" l="0" r="0" t="0"/>
-            <wp:docPr id="7" name="image14.png"/>
+            <wp:docPr id="10" name="image2.png"/>
             <a:graphic>
               <a:graphicData uri="http://schemas.openxmlformats.org/drawingml/2006/picture">
                 <pic:pic>
                   <pic:nvPicPr>
-                    <pic:cNvPr id="0" name="image14.png"/>
+                    <pic:cNvPr id="0" name="image2.png"/>
                     <pic:cNvPicPr preferRelativeResize="0"/>
                   </pic:nvPicPr>
                   <pic:blipFill>
-                    <a:blip r:embed="rId11"/>
+                    <a:blip r:embed="rId13"/>
                     <a:srcRect b="0" l="0" r="0" t="0"/>
                     <a:stretch>
                       <a:fillRect/>
@@ -973,15 +2441,17 @@
       <w:pPr>
         <w:numPr>
           <w:ilvl w:val="0"/>
-          <w:numId w:val="1"/>
+          <w:numId w:val="2"/>
         </w:numPr>
         <w:shd w:fill="ffffff" w:val="clear"/>
         <w:spacing w:after="100" w:lineRule="auto"/>
         <w:ind w:left="1100" w:hanging="360"/>
-      </w:pPr>
-      <w:r>
-        <w:rPr>
-          <w:rFonts w:ascii="Lato" w:cs="Lato" w:eastAsia="Lato" w:hAnsi="Lato"/>
+        <w:rPr>
+          <w:rFonts w:ascii="Arial" w:cs="Arial" w:eastAsia="Arial" w:hAnsi="Arial"/>
+        </w:rPr>
+      </w:pPr>
+      <w:r>
+        <w:rPr>
           <w:color w:val="273540"/>
           <w:sz w:val="24"/>
           <w:szCs w:val="24"/>
@@ -995,15 +2465,13 @@
         <w:shd w:fill="ffffff" w:val="clear"/>
         <w:spacing w:after="100" w:lineRule="auto"/>
         <w:rPr>
-          <w:rFonts w:ascii="Lato" w:cs="Lato" w:eastAsia="Lato" w:hAnsi="Lato"/>
-          <w:color w:val="273540"/>
-          <w:sz w:val="24"/>
-          <w:szCs w:val="24"/>
-        </w:rPr>
-      </w:pPr>
-      <w:r>
-        <w:rPr>
-          <w:rFonts w:ascii="Lato" w:cs="Lato" w:eastAsia="Lato" w:hAnsi="Lato"/>
+          <w:color w:val="273540"/>
+          <w:sz w:val="24"/>
+          <w:szCs w:val="24"/>
+        </w:rPr>
+      </w:pPr>
+      <w:r>
+        <w:rPr>
           <w:color w:val="273540"/>
           <w:sz w:val="24"/>
           <w:szCs w:val="24"/>
@@ -1012,16 +2480,16 @@
           <wp:inline distB="114300" distT="114300" distL="114300" distR="114300">
             <wp:extent cx="5400675" cy="3381375"/>
             <wp:effectExtent b="0" l="0" r="0" t="0"/>
-            <wp:docPr id="8" name="image13.png"/>
+            <wp:docPr id="11" name="image10.png"/>
             <a:graphic>
               <a:graphicData uri="http://schemas.openxmlformats.org/drawingml/2006/picture">
                 <pic:pic>
                   <pic:nvPicPr>
-                    <pic:cNvPr id="0" name="image13.png"/>
+                    <pic:cNvPr id="0" name="image10.png"/>
                     <pic:cNvPicPr preferRelativeResize="0"/>
                   </pic:nvPicPr>
                   <pic:blipFill>
-                    <a:blip r:embed="rId12"/>
+                    <a:blip r:embed="rId14"/>
                     <a:srcRect b="0" l="0" r="0" t="0"/>
                     <a:stretch>
                       <a:fillRect/>
@@ -1052,92 +2520,86 @@
         <w:shd w:fill="ffffff" w:val="clear"/>
         <w:spacing w:after="100" w:lineRule="auto"/>
         <w:rPr>
-          <w:rFonts w:ascii="Lato" w:cs="Lato" w:eastAsia="Lato" w:hAnsi="Lato"/>
-          <w:color w:val="273540"/>
-          <w:sz w:val="24"/>
-          <w:szCs w:val="24"/>
-        </w:rPr>
-      </w:pPr>
-      <w:r>
-        <w:rPr>
-          <w:rtl w:val="0"/>
-        </w:rPr>
-      </w:r>
-    </w:p>
-    <w:p>
-      <w:pPr>
-        <w:shd w:fill="ffffff" w:val="clear"/>
-        <w:spacing w:after="100" w:lineRule="auto"/>
-        <w:rPr>
-          <w:rFonts w:ascii="Lato" w:cs="Lato" w:eastAsia="Lato" w:hAnsi="Lato"/>
-          <w:color w:val="273540"/>
-          <w:sz w:val="24"/>
-          <w:szCs w:val="24"/>
-        </w:rPr>
-      </w:pPr>
-      <w:r>
-        <w:rPr>
-          <w:rtl w:val="0"/>
-        </w:rPr>
-      </w:r>
-    </w:p>
-    <w:p>
-      <w:pPr>
-        <w:shd w:fill="ffffff" w:val="clear"/>
-        <w:spacing w:after="100" w:lineRule="auto"/>
-        <w:rPr>
-          <w:rFonts w:ascii="Lato" w:cs="Lato" w:eastAsia="Lato" w:hAnsi="Lato"/>
-          <w:color w:val="273540"/>
-          <w:sz w:val="24"/>
-          <w:szCs w:val="24"/>
-        </w:rPr>
-      </w:pPr>
-      <w:r>
-        <w:rPr>
-          <w:rtl w:val="0"/>
-        </w:rPr>
-      </w:r>
-    </w:p>
-    <w:p>
-      <w:pPr>
-        <w:shd w:fill="ffffff" w:val="clear"/>
-        <w:spacing w:after="100" w:lineRule="auto"/>
-        <w:rPr>
-          <w:rFonts w:ascii="Lato" w:cs="Lato" w:eastAsia="Lato" w:hAnsi="Lato"/>
-          <w:color w:val="273540"/>
-          <w:sz w:val="24"/>
-          <w:szCs w:val="24"/>
-        </w:rPr>
-      </w:pPr>
-      <w:r>
-        <w:rPr>
-          <w:rtl w:val="0"/>
-        </w:rPr>
-      </w:r>
-    </w:p>
-    <w:p>
-      <w:pPr>
-        <w:shd w:fill="ffffff" w:val="clear"/>
-        <w:spacing w:after="100" w:lineRule="auto"/>
-        <w:rPr>
-          <w:rFonts w:ascii="Lato" w:cs="Lato" w:eastAsia="Lato" w:hAnsi="Lato"/>
-          <w:color w:val="273540"/>
-          <w:sz w:val="24"/>
-          <w:szCs w:val="24"/>
-        </w:rPr>
-      </w:pPr>
-      <w:r>
-        <w:rPr>
-          <w:rtl w:val="0"/>
-        </w:rPr>
-      </w:r>
-    </w:p>
-    <w:p>
-      <w:pPr>
-        <w:shd w:fill="ffffff" w:val="clear"/>
-        <w:spacing w:after="100" w:lineRule="auto"/>
-        <w:rPr>
-          <w:rFonts w:ascii="Lato" w:cs="Lato" w:eastAsia="Lato" w:hAnsi="Lato"/>
+          <w:color w:val="273540"/>
+          <w:sz w:val="24"/>
+          <w:szCs w:val="24"/>
+        </w:rPr>
+      </w:pPr>
+      <w:r>
+        <w:rPr>
+          <w:rtl w:val="0"/>
+        </w:rPr>
+      </w:r>
+    </w:p>
+    <w:p>
+      <w:pPr>
+        <w:shd w:fill="ffffff" w:val="clear"/>
+        <w:spacing w:after="100" w:lineRule="auto"/>
+        <w:rPr>
+          <w:color w:val="273540"/>
+          <w:sz w:val="24"/>
+          <w:szCs w:val="24"/>
+        </w:rPr>
+      </w:pPr>
+      <w:r>
+        <w:rPr>
+          <w:rtl w:val="0"/>
+        </w:rPr>
+      </w:r>
+    </w:p>
+    <w:p>
+      <w:pPr>
+        <w:shd w:fill="ffffff" w:val="clear"/>
+        <w:spacing w:after="100" w:lineRule="auto"/>
+        <w:rPr>
+          <w:color w:val="273540"/>
+          <w:sz w:val="24"/>
+          <w:szCs w:val="24"/>
+        </w:rPr>
+      </w:pPr>
+      <w:r>
+        <w:rPr>
+          <w:rtl w:val="0"/>
+        </w:rPr>
+      </w:r>
+    </w:p>
+    <w:p>
+      <w:pPr>
+        <w:shd w:fill="ffffff" w:val="clear"/>
+        <w:spacing w:after="100" w:lineRule="auto"/>
+        <w:rPr>
+          <w:color w:val="273540"/>
+          <w:sz w:val="24"/>
+          <w:szCs w:val="24"/>
+        </w:rPr>
+      </w:pPr>
+      <w:r>
+        <w:rPr>
+          <w:rtl w:val="0"/>
+        </w:rPr>
+      </w:r>
+    </w:p>
+    <w:p>
+      <w:pPr>
+        <w:shd w:fill="ffffff" w:val="clear"/>
+        <w:spacing w:after="100" w:lineRule="auto"/>
+        <w:rPr>
+          <w:color w:val="273540"/>
+          <w:sz w:val="24"/>
+          <w:szCs w:val="24"/>
+        </w:rPr>
+      </w:pPr>
+      <w:r>
+        <w:rPr>
+          <w:rtl w:val="0"/>
+        </w:rPr>
+      </w:r>
+    </w:p>
+    <w:p>
+      <w:pPr>
+        <w:shd w:fill="ffffff" w:val="clear"/>
+        <w:spacing w:after="100" w:lineRule="auto"/>
+        <w:rPr>
           <w:color w:val="273540"/>
           <w:sz w:val="24"/>
           <w:szCs w:val="24"/>
@@ -1153,15 +2615,17 @@
       <w:pPr>
         <w:numPr>
           <w:ilvl w:val="0"/>
-          <w:numId w:val="1"/>
+          <w:numId w:val="2"/>
         </w:numPr>
         <w:shd w:fill="ffffff" w:val="clear"/>
         <w:spacing w:after="100" w:lineRule="auto"/>
         <w:ind w:left="1100" w:hanging="360"/>
-      </w:pPr>
-      <w:r>
-        <w:rPr>
-          <w:rFonts w:ascii="Lato" w:cs="Lato" w:eastAsia="Lato" w:hAnsi="Lato"/>
+        <w:rPr>
+          <w:rFonts w:ascii="Arial" w:cs="Arial" w:eastAsia="Arial" w:hAnsi="Arial"/>
+        </w:rPr>
+      </w:pPr>
+      <w:r>
+        <w:rPr>
           <w:color w:val="273540"/>
           <w:sz w:val="24"/>
           <w:szCs w:val="24"/>
@@ -1175,15 +2639,13 @@
         <w:shd w:fill="ffffff" w:val="clear"/>
         <w:spacing w:after="100" w:lineRule="auto"/>
         <w:rPr>
-          <w:rFonts w:ascii="Lato" w:cs="Lato" w:eastAsia="Lato" w:hAnsi="Lato"/>
-          <w:color w:val="273540"/>
-          <w:sz w:val="24"/>
-          <w:szCs w:val="24"/>
-        </w:rPr>
-      </w:pPr>
-      <w:r>
-        <w:rPr>
-          <w:rFonts w:ascii="Lato" w:cs="Lato" w:eastAsia="Lato" w:hAnsi="Lato"/>
+          <w:color w:val="273540"/>
+          <w:sz w:val="24"/>
+          <w:szCs w:val="24"/>
+        </w:rPr>
+      </w:pPr>
+      <w:r>
+        <w:rPr>
           <w:color w:val="273540"/>
           <w:sz w:val="24"/>
           <w:szCs w:val="24"/>
@@ -1192,16 +2654,16 @@
           <wp:inline distB="114300" distT="114300" distL="114300" distR="114300">
             <wp:extent cx="5676900" cy="3600450"/>
             <wp:effectExtent b="0" l="0" r="0" t="0"/>
-            <wp:docPr id="13" name="image10.png"/>
+            <wp:docPr id="17" name="image17.png"/>
             <a:graphic>
               <a:graphicData uri="http://schemas.openxmlformats.org/drawingml/2006/picture">
                 <pic:pic>
                   <pic:nvPicPr>
-                    <pic:cNvPr id="0" name="image10.png"/>
+                    <pic:cNvPr id="0" name="image17.png"/>
                     <pic:cNvPicPr preferRelativeResize="0"/>
                   </pic:nvPicPr>
                   <pic:blipFill>
-                    <a:blip r:embed="rId13"/>
+                    <a:blip r:embed="rId15"/>
                     <a:srcRect b="0" l="0" r="0" t="0"/>
                     <a:stretch>
                       <a:fillRect/>
@@ -1231,15 +2693,17 @@
       <w:pPr>
         <w:numPr>
           <w:ilvl w:val="0"/>
-          <w:numId w:val="1"/>
+          <w:numId w:val="2"/>
         </w:numPr>
         <w:shd w:fill="ffffff" w:val="clear"/>
         <w:spacing w:after="100" w:lineRule="auto"/>
         <w:ind w:left="1100" w:hanging="360"/>
-      </w:pPr>
-      <w:r>
-        <w:rPr>
-          <w:rFonts w:ascii="Lato" w:cs="Lato" w:eastAsia="Lato" w:hAnsi="Lato"/>
+        <w:rPr>
+          <w:rFonts w:ascii="Arial" w:cs="Arial" w:eastAsia="Arial" w:hAnsi="Arial"/>
+        </w:rPr>
+      </w:pPr>
+      <w:r>
+        <w:rPr>
           <w:color w:val="273540"/>
           <w:sz w:val="24"/>
           <w:szCs w:val="24"/>
@@ -1253,15 +2717,13 @@
         <w:shd w:fill="ffffff" w:val="clear"/>
         <w:spacing w:after="100" w:lineRule="auto"/>
         <w:rPr>
-          <w:rFonts w:ascii="Lato" w:cs="Lato" w:eastAsia="Lato" w:hAnsi="Lato"/>
-          <w:color w:val="273540"/>
-          <w:sz w:val="24"/>
-          <w:szCs w:val="24"/>
-        </w:rPr>
-      </w:pPr>
-      <w:r>
-        <w:rPr>
-          <w:rFonts w:ascii="Lato" w:cs="Lato" w:eastAsia="Lato" w:hAnsi="Lato"/>
+          <w:color w:val="273540"/>
+          <w:sz w:val="24"/>
+          <w:szCs w:val="24"/>
+        </w:rPr>
+      </w:pPr>
+      <w:r>
+        <w:rPr>
           <w:color w:val="273540"/>
           <w:sz w:val="24"/>
           <w:szCs w:val="24"/>
@@ -1270,16 +2732,16 @@
           <wp:inline distB="114300" distT="114300" distL="114300" distR="114300">
             <wp:extent cx="5705475" cy="3114675"/>
             <wp:effectExtent b="0" l="0" r="0" t="0"/>
-            <wp:docPr id="5" name="image6.png"/>
+            <wp:docPr id="7" name="image1.png"/>
             <a:graphic>
               <a:graphicData uri="http://schemas.openxmlformats.org/drawingml/2006/picture">
                 <pic:pic>
                   <pic:nvPicPr>
-                    <pic:cNvPr id="0" name="image6.png"/>
+                    <pic:cNvPr id="0" name="image1.png"/>
                     <pic:cNvPicPr preferRelativeResize="0"/>
                   </pic:nvPicPr>
                   <pic:blipFill>
-                    <a:blip r:embed="rId14"/>
+                    <a:blip r:embed="rId16"/>
                     <a:srcRect b="0" l="0" r="0" t="0"/>
                     <a:stretch>
                       <a:fillRect/>
@@ -1310,75 +2772,70 @@
         <w:shd w:fill="ffffff" w:val="clear"/>
         <w:spacing w:after="100" w:lineRule="auto"/>
         <w:rPr>
-          <w:rFonts w:ascii="Lato" w:cs="Lato" w:eastAsia="Lato" w:hAnsi="Lato"/>
-          <w:color w:val="273540"/>
-          <w:sz w:val="24"/>
-          <w:szCs w:val="24"/>
-        </w:rPr>
-      </w:pPr>
-      <w:r>
-        <w:rPr>
-          <w:rtl w:val="0"/>
-        </w:rPr>
-      </w:r>
-    </w:p>
-    <w:p>
-      <w:pPr>
-        <w:shd w:fill="ffffff" w:val="clear"/>
-        <w:spacing w:after="100" w:lineRule="auto"/>
-        <w:rPr>
-          <w:rFonts w:ascii="Lato" w:cs="Lato" w:eastAsia="Lato" w:hAnsi="Lato"/>
-          <w:color w:val="273540"/>
-          <w:sz w:val="24"/>
-          <w:szCs w:val="24"/>
-        </w:rPr>
-      </w:pPr>
-      <w:r>
-        <w:rPr>
-          <w:rtl w:val="0"/>
-        </w:rPr>
-      </w:r>
-    </w:p>
-    <w:p>
-      <w:pPr>
-        <w:shd w:fill="ffffff" w:val="clear"/>
-        <w:spacing w:after="100" w:lineRule="auto"/>
-        <w:rPr>
-          <w:rFonts w:ascii="Lato" w:cs="Lato" w:eastAsia="Lato" w:hAnsi="Lato"/>
-          <w:color w:val="273540"/>
-          <w:sz w:val="24"/>
-          <w:szCs w:val="24"/>
-        </w:rPr>
-      </w:pPr>
-      <w:r>
-        <w:rPr>
-          <w:rtl w:val="0"/>
-        </w:rPr>
-      </w:r>
-    </w:p>
-    <w:p>
-      <w:pPr>
-        <w:shd w:fill="ffffff" w:val="clear"/>
-        <w:spacing w:after="100" w:lineRule="auto"/>
-        <w:rPr>
-          <w:rFonts w:ascii="Lato" w:cs="Lato" w:eastAsia="Lato" w:hAnsi="Lato"/>
-          <w:color w:val="273540"/>
-          <w:sz w:val="24"/>
-          <w:szCs w:val="24"/>
-        </w:rPr>
-      </w:pPr>
-      <w:r>
-        <w:rPr>
-          <w:rtl w:val="0"/>
-        </w:rPr>
-      </w:r>
-    </w:p>
-    <w:p>
-      <w:pPr>
-        <w:shd w:fill="ffffff" w:val="clear"/>
-        <w:spacing w:after="100" w:lineRule="auto"/>
-        <w:rPr>
-          <w:rFonts w:ascii="Lato" w:cs="Lato" w:eastAsia="Lato" w:hAnsi="Lato"/>
+          <w:color w:val="273540"/>
+          <w:sz w:val="24"/>
+          <w:szCs w:val="24"/>
+        </w:rPr>
+      </w:pPr>
+      <w:r>
+        <w:rPr>
+          <w:rtl w:val="0"/>
+        </w:rPr>
+      </w:r>
+    </w:p>
+    <w:p>
+      <w:pPr>
+        <w:shd w:fill="ffffff" w:val="clear"/>
+        <w:spacing w:after="100" w:lineRule="auto"/>
+        <w:rPr>
+          <w:color w:val="273540"/>
+          <w:sz w:val="24"/>
+          <w:szCs w:val="24"/>
+        </w:rPr>
+      </w:pPr>
+      <w:r>
+        <w:rPr>
+          <w:rtl w:val="0"/>
+        </w:rPr>
+      </w:r>
+    </w:p>
+    <w:p>
+      <w:pPr>
+        <w:shd w:fill="ffffff" w:val="clear"/>
+        <w:spacing w:after="100" w:lineRule="auto"/>
+        <w:rPr>
+          <w:color w:val="273540"/>
+          <w:sz w:val="24"/>
+          <w:szCs w:val="24"/>
+        </w:rPr>
+      </w:pPr>
+      <w:r>
+        <w:rPr>
+          <w:rtl w:val="0"/>
+        </w:rPr>
+      </w:r>
+    </w:p>
+    <w:p>
+      <w:pPr>
+        <w:shd w:fill="ffffff" w:val="clear"/>
+        <w:spacing w:after="100" w:lineRule="auto"/>
+        <w:rPr>
+          <w:color w:val="273540"/>
+          <w:sz w:val="24"/>
+          <w:szCs w:val="24"/>
+        </w:rPr>
+      </w:pPr>
+      <w:r>
+        <w:rPr>
+          <w:rtl w:val="0"/>
+        </w:rPr>
+      </w:r>
+    </w:p>
+    <w:p>
+      <w:pPr>
+        <w:shd w:fill="ffffff" w:val="clear"/>
+        <w:spacing w:after="100" w:lineRule="auto"/>
+        <w:rPr>
           <w:color w:val="273540"/>
           <w:sz w:val="24"/>
           <w:szCs w:val="24"/>
@@ -1394,15 +2851,17 @@
       <w:pPr>
         <w:numPr>
           <w:ilvl w:val="0"/>
-          <w:numId w:val="1"/>
+          <w:numId w:val="2"/>
         </w:numPr>
         <w:shd w:fill="ffffff" w:val="clear"/>
         <w:spacing w:after="100" w:lineRule="auto"/>
         <w:ind w:left="1100" w:hanging="360"/>
-      </w:pPr>
-      <w:r>
-        <w:rPr>
-          <w:rFonts w:ascii="Lato" w:cs="Lato" w:eastAsia="Lato" w:hAnsi="Lato"/>
+        <w:rPr>
+          <w:rFonts w:ascii="Arial" w:cs="Arial" w:eastAsia="Arial" w:hAnsi="Arial"/>
+        </w:rPr>
+      </w:pPr>
+      <w:r>
+        <w:rPr>
           <w:color w:val="273540"/>
           <w:sz w:val="24"/>
           <w:szCs w:val="24"/>
@@ -1416,15 +2875,13 @@
         <w:shd w:fill="ffffff" w:val="clear"/>
         <w:spacing w:after="100" w:lineRule="auto"/>
         <w:rPr>
-          <w:rFonts w:ascii="Lato" w:cs="Lato" w:eastAsia="Lato" w:hAnsi="Lato"/>
-          <w:color w:val="273540"/>
-          <w:sz w:val="24"/>
-          <w:szCs w:val="24"/>
-        </w:rPr>
-      </w:pPr>
-      <w:r>
-        <w:rPr>
-          <w:rFonts w:ascii="Lato" w:cs="Lato" w:eastAsia="Lato" w:hAnsi="Lato"/>
+          <w:color w:val="273540"/>
+          <w:sz w:val="24"/>
+          <w:szCs w:val="24"/>
+        </w:rPr>
+      </w:pPr>
+      <w:r>
+        <w:rPr>
           <w:color w:val="273540"/>
           <w:sz w:val="24"/>
           <w:szCs w:val="24"/>
@@ -1433,16 +2890,16 @@
           <wp:inline distB="114300" distT="114300" distL="114300" distR="114300">
             <wp:extent cx="5731200" cy="2933700"/>
             <wp:effectExtent b="0" l="0" r="0" t="0"/>
-            <wp:docPr id="11" name="image8.png"/>
+            <wp:docPr id="15" name="image11.png"/>
             <a:graphic>
               <a:graphicData uri="http://schemas.openxmlformats.org/drawingml/2006/picture">
                 <pic:pic>
                   <pic:nvPicPr>
-                    <pic:cNvPr id="0" name="image8.png"/>
+                    <pic:cNvPr id="0" name="image11.png"/>
                     <pic:cNvPicPr preferRelativeResize="0"/>
                   </pic:nvPicPr>
                   <pic:blipFill>
-                    <a:blip r:embed="rId15"/>
+                    <a:blip r:embed="rId17"/>
                     <a:srcRect b="0" l="0" r="0" t="0"/>
                     <a:stretch>
                       <a:fillRect/>
@@ -1472,15 +2929,17 @@
       <w:pPr>
         <w:numPr>
           <w:ilvl w:val="0"/>
-          <w:numId w:val="1"/>
+          <w:numId w:val="2"/>
         </w:numPr>
         <w:shd w:fill="ffffff" w:val="clear"/>
         <w:spacing w:after="100" w:lineRule="auto"/>
         <w:ind w:left="1100" w:hanging="360"/>
-      </w:pPr>
-      <w:r>
-        <w:rPr>
-          <w:rFonts w:ascii="Lato" w:cs="Lato" w:eastAsia="Lato" w:hAnsi="Lato"/>
+        <w:rPr>
+          <w:rFonts w:ascii="Arial" w:cs="Arial" w:eastAsia="Arial" w:hAnsi="Arial"/>
+        </w:rPr>
+      </w:pPr>
+      <w:r>
+        <w:rPr>
           <w:color w:val="273540"/>
           <w:sz w:val="24"/>
           <w:szCs w:val="24"/>
@@ -1494,15 +2953,13 @@
         <w:shd w:fill="ffffff" w:val="clear"/>
         <w:spacing w:after="100" w:lineRule="auto"/>
         <w:rPr>
-          <w:rFonts w:ascii="Lato" w:cs="Lato" w:eastAsia="Lato" w:hAnsi="Lato"/>
-          <w:color w:val="273540"/>
-          <w:sz w:val="24"/>
-          <w:szCs w:val="24"/>
-        </w:rPr>
-      </w:pPr>
-      <w:r>
-        <w:rPr>
-          <w:rFonts w:ascii="Lato" w:cs="Lato" w:eastAsia="Lato" w:hAnsi="Lato"/>
+          <w:color w:val="273540"/>
+          <w:sz w:val="24"/>
+          <w:szCs w:val="24"/>
+        </w:rPr>
+      </w:pPr>
+      <w:r>
+        <w:rPr>
           <w:color w:val="273540"/>
           <w:sz w:val="24"/>
           <w:szCs w:val="24"/>
@@ -1511,16 +2968,16 @@
           <wp:inline distB="114300" distT="114300" distL="114300" distR="114300">
             <wp:extent cx="5731200" cy="4635500"/>
             <wp:effectExtent b="0" l="0" r="0" t="0"/>
-            <wp:docPr id="12" name="image11.png"/>
+            <wp:docPr id="16" name="image4.png"/>
             <a:graphic>
               <a:graphicData uri="http://schemas.openxmlformats.org/drawingml/2006/picture">
                 <pic:pic>
                   <pic:nvPicPr>
-                    <pic:cNvPr id="0" name="image11.png"/>
+                    <pic:cNvPr id="0" name="image4.png"/>
                     <pic:cNvPicPr preferRelativeResize="0"/>
                   </pic:nvPicPr>
                   <pic:blipFill>
-                    <a:blip r:embed="rId16"/>
+                    <a:blip r:embed="rId18"/>
                     <a:srcRect b="0" l="0" r="0" t="0"/>
                     <a:stretch>
                       <a:fillRect/>
@@ -1551,24 +3008,22 @@
         <w:shd w:fill="ffffff" w:val="clear"/>
         <w:spacing w:after="100" w:lineRule="auto"/>
         <w:rPr>
-          <w:rFonts w:ascii="Lato" w:cs="Lato" w:eastAsia="Lato" w:hAnsi="Lato"/>
-          <w:color w:val="273540"/>
-          <w:sz w:val="24"/>
-          <w:szCs w:val="24"/>
-        </w:rPr>
-      </w:pPr>
-      <w:r>
-        <w:rPr>
-          <w:rtl w:val="0"/>
-        </w:rPr>
-      </w:r>
-    </w:p>
-    <w:p>
-      <w:pPr>
-        <w:shd w:fill="ffffff" w:val="clear"/>
-        <w:spacing w:after="100" w:lineRule="auto"/>
-        <w:rPr>
-          <w:rFonts w:ascii="Lato" w:cs="Lato" w:eastAsia="Lato" w:hAnsi="Lato"/>
+          <w:color w:val="273540"/>
+          <w:sz w:val="24"/>
+          <w:szCs w:val="24"/>
+        </w:rPr>
+      </w:pPr>
+      <w:r>
+        <w:rPr>
+          <w:rtl w:val="0"/>
+        </w:rPr>
+      </w:r>
+    </w:p>
+    <w:p>
+      <w:pPr>
+        <w:shd w:fill="ffffff" w:val="clear"/>
+        <w:spacing w:after="100" w:lineRule="auto"/>
+        <w:rPr>
           <w:color w:val="273540"/>
           <w:sz w:val="24"/>
           <w:szCs w:val="24"/>
@@ -1584,15 +3039,17 @@
       <w:pPr>
         <w:numPr>
           <w:ilvl w:val="0"/>
-          <w:numId w:val="1"/>
+          <w:numId w:val="2"/>
         </w:numPr>
         <w:shd w:fill="ffffff" w:val="clear"/>
         <w:spacing w:after="100" w:lineRule="auto"/>
         <w:ind w:left="1100" w:hanging="360"/>
-      </w:pPr>
-      <w:r>
-        <w:rPr>
-          <w:rFonts w:ascii="Lato" w:cs="Lato" w:eastAsia="Lato" w:hAnsi="Lato"/>
+        <w:rPr>
+          <w:rFonts w:ascii="Arial" w:cs="Arial" w:eastAsia="Arial" w:hAnsi="Arial"/>
+        </w:rPr>
+      </w:pPr>
+      <w:r>
+        <w:rPr>
           <w:color w:val="273540"/>
           <w:sz w:val="24"/>
           <w:szCs w:val="24"/>
@@ -1606,15 +3063,13 @@
         <w:shd w:fill="ffffff" w:val="clear"/>
         <w:spacing w:after="100" w:lineRule="auto"/>
         <w:rPr>
-          <w:rFonts w:ascii="Lato" w:cs="Lato" w:eastAsia="Lato" w:hAnsi="Lato"/>
-          <w:color w:val="273540"/>
-          <w:sz w:val="24"/>
-          <w:szCs w:val="24"/>
-        </w:rPr>
-      </w:pPr>
-      <w:r>
-        <w:rPr>
-          <w:rFonts w:ascii="Lato" w:cs="Lato" w:eastAsia="Lato" w:hAnsi="Lato"/>
+          <w:color w:val="273540"/>
+          <w:sz w:val="24"/>
+          <w:szCs w:val="24"/>
+        </w:rPr>
+      </w:pPr>
+      <w:r>
+        <w:rPr>
           <w:color w:val="273540"/>
           <w:sz w:val="24"/>
           <w:szCs w:val="24"/>
@@ -1623,16 +3078,16 @@
           <wp:inline distB="114300" distT="114300" distL="114300" distR="114300">
             <wp:extent cx="5731200" cy="3924300"/>
             <wp:effectExtent b="0" l="0" r="0" t="0"/>
-            <wp:docPr id="2" name="image2.png"/>
+            <wp:docPr id="4" name="image6.png"/>
             <a:graphic>
               <a:graphicData uri="http://schemas.openxmlformats.org/drawingml/2006/picture">
                 <pic:pic>
                   <pic:nvPicPr>
-                    <pic:cNvPr id="0" name="image2.png"/>
+                    <pic:cNvPr id="0" name="image6.png"/>
                     <pic:cNvPicPr preferRelativeResize="0"/>
                   </pic:nvPicPr>
                   <pic:blipFill>
-                    <a:blip r:embed="rId17"/>
+                    <a:blip r:embed="rId19"/>
                     <a:srcRect b="0" l="0" r="0" t="0"/>
                     <a:stretch>
                       <a:fillRect/>
@@ -1662,15 +3117,17 @@
       <w:pPr>
         <w:numPr>
           <w:ilvl w:val="0"/>
-          <w:numId w:val="1"/>
+          <w:numId w:val="2"/>
         </w:numPr>
         <w:shd w:fill="ffffff" w:val="clear"/>
         <w:spacing w:after="100" w:lineRule="auto"/>
         <w:ind w:left="1100" w:hanging="360"/>
-      </w:pPr>
-      <w:r>
-        <w:rPr>
-          <w:rFonts w:ascii="Lato" w:cs="Lato" w:eastAsia="Lato" w:hAnsi="Lato"/>
+        <w:rPr>
+          <w:rFonts w:ascii="Arial" w:cs="Arial" w:eastAsia="Arial" w:hAnsi="Arial"/>
+        </w:rPr>
+      </w:pPr>
+      <w:r>
+        <w:rPr>
           <w:color w:val="273540"/>
           <w:sz w:val="24"/>
           <w:szCs w:val="24"/>
@@ -1684,15 +3141,13 @@
         <w:shd w:fill="ffffff" w:val="clear"/>
         <w:spacing w:after="100" w:lineRule="auto"/>
         <w:rPr>
-          <w:rFonts w:ascii="Lato" w:cs="Lato" w:eastAsia="Lato" w:hAnsi="Lato"/>
-          <w:color w:val="273540"/>
-          <w:sz w:val="24"/>
-          <w:szCs w:val="24"/>
-        </w:rPr>
-      </w:pPr>
-      <w:r>
-        <w:rPr>
-          <w:rFonts w:ascii="Lato" w:cs="Lato" w:eastAsia="Lato" w:hAnsi="Lato"/>
+          <w:color w:val="273540"/>
+          <w:sz w:val="24"/>
+          <w:szCs w:val="24"/>
+        </w:rPr>
+      </w:pPr>
+      <w:r>
+        <w:rPr>
           <w:color w:val="273540"/>
           <w:sz w:val="24"/>
           <w:szCs w:val="24"/>
@@ -1701,16 +3156,16 @@
           <wp:inline distB="114300" distT="114300" distL="114300" distR="114300">
             <wp:extent cx="5731200" cy="3530600"/>
             <wp:effectExtent b="0" l="0" r="0" t="0"/>
-            <wp:docPr id="6" name="image1.png"/>
+            <wp:docPr id="9" name="image12.png"/>
             <a:graphic>
               <a:graphicData uri="http://schemas.openxmlformats.org/drawingml/2006/picture">
                 <pic:pic>
                   <pic:nvPicPr>
-                    <pic:cNvPr id="0" name="image1.png"/>
+                    <pic:cNvPr id="0" name="image12.png"/>
                     <pic:cNvPicPr preferRelativeResize="0"/>
                   </pic:nvPicPr>
                   <pic:blipFill>
-                    <a:blip r:embed="rId18"/>
+                    <a:blip r:embed="rId20"/>
                     <a:srcRect b="0" l="0" r="0" t="0"/>
                     <a:stretch>
                       <a:fillRect/>
@@ -1741,24 +3196,22 @@
         <w:shd w:fill="ffffff" w:val="clear"/>
         <w:spacing w:after="100" w:lineRule="auto"/>
         <w:rPr>
-          <w:rFonts w:ascii="Lato" w:cs="Lato" w:eastAsia="Lato" w:hAnsi="Lato"/>
-          <w:color w:val="273540"/>
-          <w:sz w:val="24"/>
-          <w:szCs w:val="24"/>
-        </w:rPr>
-      </w:pPr>
-      <w:r>
-        <w:rPr>
-          <w:rtl w:val="0"/>
-        </w:rPr>
-      </w:r>
-    </w:p>
-    <w:p>
-      <w:pPr>
-        <w:shd w:fill="ffffff" w:val="clear"/>
-        <w:spacing w:after="100" w:lineRule="auto"/>
-        <w:rPr>
-          <w:rFonts w:ascii="Lato" w:cs="Lato" w:eastAsia="Lato" w:hAnsi="Lato"/>
+          <w:color w:val="273540"/>
+          <w:sz w:val="24"/>
+          <w:szCs w:val="24"/>
+        </w:rPr>
+      </w:pPr>
+      <w:r>
+        <w:rPr>
+          <w:rtl w:val="0"/>
+        </w:rPr>
+      </w:r>
+    </w:p>
+    <w:p>
+      <w:pPr>
+        <w:shd w:fill="ffffff" w:val="clear"/>
+        <w:spacing w:after="100" w:lineRule="auto"/>
+        <w:rPr>
           <w:color w:val="273540"/>
           <w:sz w:val="24"/>
           <w:szCs w:val="24"/>
@@ -1774,15 +3227,17 @@
       <w:pPr>
         <w:numPr>
           <w:ilvl w:val="0"/>
-          <w:numId w:val="1"/>
+          <w:numId w:val="2"/>
         </w:numPr>
         <w:shd w:fill="ffffff" w:val="clear"/>
         <w:spacing w:after="100" w:lineRule="auto"/>
         <w:ind w:left="1100" w:hanging="360"/>
-      </w:pPr>
-      <w:r>
-        <w:rPr>
-          <w:rFonts w:ascii="Lato" w:cs="Lato" w:eastAsia="Lato" w:hAnsi="Lato"/>
+        <w:rPr>
+          <w:rFonts w:ascii="Arial" w:cs="Arial" w:eastAsia="Arial" w:hAnsi="Arial"/>
+        </w:rPr>
+      </w:pPr>
+      <w:r>
+        <w:rPr>
           <w:color w:val="273540"/>
           <w:sz w:val="24"/>
           <w:szCs w:val="24"/>
@@ -1796,15 +3251,13 @@
         <w:shd w:fill="ffffff" w:val="clear"/>
         <w:spacing w:after="100" w:lineRule="auto"/>
         <w:rPr>
-          <w:rFonts w:ascii="Lato" w:cs="Lato" w:eastAsia="Lato" w:hAnsi="Lato"/>
-          <w:color w:val="273540"/>
-          <w:sz w:val="24"/>
-          <w:szCs w:val="24"/>
-        </w:rPr>
-      </w:pPr>
-      <w:r>
-        <w:rPr>
-          <w:rFonts w:ascii="Lato" w:cs="Lato" w:eastAsia="Lato" w:hAnsi="Lato"/>
+          <w:color w:val="273540"/>
+          <w:sz w:val="24"/>
+          <w:szCs w:val="24"/>
+        </w:rPr>
+      </w:pPr>
+      <w:r>
+        <w:rPr>
           <w:color w:val="273540"/>
           <w:sz w:val="24"/>
           <w:szCs w:val="24"/>
@@ -1813,7 +3266,7 @@
           <wp:inline distB="114300" distT="114300" distL="114300" distR="114300">
             <wp:extent cx="5731200" cy="4089400"/>
             <wp:effectExtent b="0" l="0" r="0" t="0"/>
-            <wp:docPr id="10" name="image7.png"/>
+            <wp:docPr id="14" name="image7.png"/>
             <a:graphic>
               <a:graphicData uri="http://schemas.openxmlformats.org/drawingml/2006/picture">
                 <pic:pic>
@@ -1822,7 +3275,7 @@
                     <pic:cNvPicPr preferRelativeResize="0"/>
                   </pic:nvPicPr>
                   <pic:blipFill>
-                    <a:blip r:embed="rId19"/>
+                    <a:blip r:embed="rId21"/>
                     <a:srcRect b="0" l="0" r="0" t="0"/>
                     <a:stretch>
                       <a:fillRect/>
@@ -1852,15 +3305,17 @@
       <w:pPr>
         <w:numPr>
           <w:ilvl w:val="0"/>
-          <w:numId w:val="1"/>
+          <w:numId w:val="2"/>
         </w:numPr>
         <w:shd w:fill="ffffff" w:val="clear"/>
         <w:spacing w:after="100" w:lineRule="auto"/>
         <w:ind w:left="1100" w:hanging="360"/>
-      </w:pPr>
-      <w:r>
-        <w:rPr>
-          <w:rFonts w:ascii="Lato" w:cs="Lato" w:eastAsia="Lato" w:hAnsi="Lato"/>
+        <w:rPr>
+          <w:rFonts w:ascii="Arial" w:cs="Arial" w:eastAsia="Arial" w:hAnsi="Arial"/>
+        </w:rPr>
+      </w:pPr>
+      <w:r>
+        <w:rPr>
           <w:color w:val="273540"/>
           <w:sz w:val="24"/>
           <w:szCs w:val="24"/>
@@ -1874,15 +3329,13 @@
         <w:shd w:fill="ffffff" w:val="clear"/>
         <w:spacing w:after="100" w:lineRule="auto"/>
         <w:rPr>
-          <w:rFonts w:ascii="Lato" w:cs="Lato" w:eastAsia="Lato" w:hAnsi="Lato"/>
-          <w:color w:val="273540"/>
-          <w:sz w:val="24"/>
-          <w:szCs w:val="24"/>
-        </w:rPr>
-      </w:pPr>
-      <w:r>
-        <w:rPr>
-          <w:rFonts w:ascii="Lato" w:cs="Lato" w:eastAsia="Lato" w:hAnsi="Lato"/>
+          <w:color w:val="273540"/>
+          <w:sz w:val="24"/>
+          <w:szCs w:val="24"/>
+        </w:rPr>
+      </w:pPr>
+      <w:r>
+        <w:rPr>
           <w:color w:val="273540"/>
           <w:sz w:val="24"/>
           <w:szCs w:val="24"/>
@@ -1891,16 +3344,16 @@
           <wp:inline distB="114300" distT="114300" distL="114300" distR="114300">
             <wp:extent cx="5731200" cy="5168900"/>
             <wp:effectExtent b="0" l="0" r="0" t="0"/>
-            <wp:docPr id="3" name="image3.png"/>
+            <wp:docPr id="5" name="image5.png"/>
             <a:graphic>
               <a:graphicData uri="http://schemas.openxmlformats.org/drawingml/2006/picture">
                 <pic:pic>
                   <pic:nvPicPr>
-                    <pic:cNvPr id="0" name="image3.png"/>
+                    <pic:cNvPr id="0" name="image5.png"/>
                     <pic:cNvPicPr preferRelativeResize="0"/>
                   </pic:nvPicPr>
                   <pic:blipFill>
-                    <a:blip r:embed="rId20"/>
+                    <a:blip r:embed="rId22"/>
                     <a:srcRect b="0" l="0" r="0" t="0"/>
                     <a:stretch>
                       <a:fillRect/>
@@ -1928,17 +3381,227 @@
     </w:p>
     <w:p>
       <w:pPr>
+        <w:shd w:fill="ffffff" w:val="clear"/>
+        <w:spacing w:after="100" w:lineRule="auto"/>
+        <w:rPr>
+          <w:color w:val="273540"/>
+          <w:sz w:val="24"/>
+          <w:szCs w:val="24"/>
+        </w:rPr>
+      </w:pPr>
+      <w:r>
+        <w:rPr>
+          <w:rtl w:val="0"/>
+        </w:rPr>
+      </w:r>
+    </w:p>
+    <w:p>
+      <w:pPr>
+        <w:shd w:fill="ffffff" w:val="clear"/>
+        <w:spacing w:after="100" w:lineRule="auto"/>
+        <w:rPr>
+          <w:color w:val="273540"/>
+          <w:sz w:val="24"/>
+          <w:szCs w:val="24"/>
+        </w:rPr>
+      </w:pPr>
+      <w:r>
+        <w:rPr>
+          <w:rtl w:val="0"/>
+        </w:rPr>
+      </w:r>
+    </w:p>
+    <w:p>
+      <w:pPr>
+        <w:shd w:fill="ffffff" w:val="clear"/>
+        <w:spacing w:after="100" w:lineRule="auto"/>
+        <w:rPr>
+          <w:color w:val="273540"/>
+          <w:sz w:val="24"/>
+          <w:szCs w:val="24"/>
+        </w:rPr>
+      </w:pPr>
+      <w:r>
+        <w:rPr>
+          <w:rtl w:val="0"/>
+        </w:rPr>
+      </w:r>
+    </w:p>
+    <w:p>
+      <w:pPr>
+        <w:shd w:fill="ffffff" w:val="clear"/>
+        <w:spacing w:after="100" w:lineRule="auto"/>
+        <w:rPr>
+          <w:color w:val="273540"/>
+          <w:sz w:val="24"/>
+          <w:szCs w:val="24"/>
+        </w:rPr>
+      </w:pPr>
+      <w:r>
+        <w:rPr>
+          <w:rtl w:val="0"/>
+        </w:rPr>
+      </w:r>
+    </w:p>
+    <w:p>
+      <w:pPr>
+        <w:shd w:fill="ffffff" w:val="clear"/>
+        <w:spacing w:after="100" w:lineRule="auto"/>
+        <w:rPr>
+          <w:color w:val="273540"/>
+          <w:sz w:val="24"/>
+          <w:szCs w:val="24"/>
+        </w:rPr>
+      </w:pPr>
+      <w:r>
+        <w:rPr>
+          <w:rtl w:val="0"/>
+        </w:rPr>
+      </w:r>
+    </w:p>
+    <w:p>
+      <w:pPr>
+        <w:shd w:fill="ffffff" w:val="clear"/>
+        <w:spacing w:after="100" w:lineRule="auto"/>
+        <w:rPr>
+          <w:color w:val="273540"/>
+          <w:sz w:val="24"/>
+          <w:szCs w:val="24"/>
+        </w:rPr>
+      </w:pPr>
+      <w:r>
+        <w:rPr>
+          <w:rtl w:val="0"/>
+        </w:rPr>
+      </w:r>
+    </w:p>
+    <w:p>
+      <w:pPr>
+        <w:shd w:fill="ffffff" w:val="clear"/>
+        <w:spacing w:after="100" w:lineRule="auto"/>
+        <w:rPr>
+          <w:color w:val="273540"/>
+          <w:sz w:val="24"/>
+          <w:szCs w:val="24"/>
+        </w:rPr>
+      </w:pPr>
+      <w:r>
+        <w:rPr>
+          <w:rtl w:val="0"/>
+        </w:rPr>
+      </w:r>
+    </w:p>
+    <w:p>
+      <w:pPr>
+        <w:shd w:fill="ffffff" w:val="clear"/>
+        <w:spacing w:after="100" w:lineRule="auto"/>
+        <w:rPr>
+          <w:color w:val="273540"/>
+          <w:sz w:val="24"/>
+          <w:szCs w:val="24"/>
+        </w:rPr>
+      </w:pPr>
+      <w:r>
+        <w:rPr>
+          <w:rtl w:val="0"/>
+        </w:rPr>
+      </w:r>
+    </w:p>
+    <w:p>
+      <w:pPr>
+        <w:shd w:fill="ffffff" w:val="clear"/>
+        <w:spacing w:after="100" w:lineRule="auto"/>
+        <w:rPr>
+          <w:color w:val="273540"/>
+          <w:sz w:val="24"/>
+          <w:szCs w:val="24"/>
+        </w:rPr>
+      </w:pPr>
+      <w:r>
+        <w:rPr>
+          <w:rtl w:val="0"/>
+        </w:rPr>
+      </w:r>
+    </w:p>
+    <w:p>
+      <w:pPr>
+        <w:shd w:fill="ffffff" w:val="clear"/>
+        <w:spacing w:after="100" w:lineRule="auto"/>
+        <w:rPr>
+          <w:color w:val="273540"/>
+          <w:sz w:val="24"/>
+          <w:szCs w:val="24"/>
+        </w:rPr>
+      </w:pPr>
+      <w:r>
+        <w:rPr>
+          <w:rtl w:val="0"/>
+        </w:rPr>
+      </w:r>
+    </w:p>
+    <w:p>
+      <w:pPr>
+        <w:shd w:fill="ffffff" w:val="clear"/>
+        <w:spacing w:after="100" w:lineRule="auto"/>
+        <w:rPr>
+          <w:color w:val="273540"/>
+          <w:sz w:val="24"/>
+          <w:szCs w:val="24"/>
+        </w:rPr>
+      </w:pPr>
+      <w:r>
+        <w:rPr>
+          <w:rtl w:val="0"/>
+        </w:rPr>
+      </w:r>
+    </w:p>
+    <w:p>
+      <w:pPr>
+        <w:shd w:fill="ffffff" w:val="clear"/>
+        <w:spacing w:after="100" w:lineRule="auto"/>
+        <w:rPr>
+          <w:color w:val="273540"/>
+          <w:sz w:val="24"/>
+          <w:szCs w:val="24"/>
+        </w:rPr>
+      </w:pPr>
+      <w:r>
+        <w:rPr>
+          <w:rtl w:val="0"/>
+        </w:rPr>
+      </w:r>
+    </w:p>
+    <w:p>
+      <w:pPr>
+        <w:shd w:fill="ffffff" w:val="clear"/>
+        <w:spacing w:after="100" w:lineRule="auto"/>
+        <w:rPr>
+          <w:color w:val="273540"/>
+          <w:sz w:val="24"/>
+          <w:szCs w:val="24"/>
+        </w:rPr>
+      </w:pPr>
+      <w:r>
+        <w:rPr>
+          <w:rtl w:val="0"/>
+        </w:rPr>
+      </w:r>
+    </w:p>
+    <w:p>
+      <w:pPr>
         <w:numPr>
           <w:ilvl w:val="0"/>
-          <w:numId w:val="1"/>
+          <w:numId w:val="2"/>
         </w:numPr>
         <w:shd w:fill="ffffff" w:val="clear"/>
         <w:spacing w:after="100" w:lineRule="auto"/>
         <w:ind w:left="1100" w:hanging="360"/>
-      </w:pPr>
-      <w:r>
-        <w:rPr>
-          <w:rFonts w:ascii="Lato" w:cs="Lato" w:eastAsia="Lato" w:hAnsi="Lato"/>
+        <w:rPr>
+          <w:rFonts w:ascii="Arial" w:cs="Arial" w:eastAsia="Arial" w:hAnsi="Arial"/>
+        </w:rPr>
+      </w:pPr>
+      <w:r>
+        <w:rPr>
           <w:color w:val="273540"/>
           <w:sz w:val="24"/>
           <w:szCs w:val="24"/>
@@ -1957,16 +3620,16 @@
           <wp:inline distB="114300" distT="114300" distL="114300" distR="114300">
             <wp:extent cx="5731200" cy="5715000"/>
             <wp:effectExtent b="0" l="0" r="0" t="0"/>
-            <wp:docPr id="9" name="image5.png"/>
+            <wp:docPr id="13" name="image16.png"/>
             <a:graphic>
               <a:graphicData uri="http://schemas.openxmlformats.org/drawingml/2006/picture">
                 <pic:pic>
                   <pic:nvPicPr>
-                    <pic:cNvPr id="0" name="image5.png"/>
+                    <pic:cNvPr id="0" name="image16.png"/>
                     <pic:cNvPicPr preferRelativeResize="0"/>
                   </pic:nvPicPr>
                   <pic:blipFill>
-                    <a:blip r:embed="rId21"/>
+                    <a:blip r:embed="rId23"/>
                     <a:srcRect b="0" l="0" r="0" t="0"/>
                     <a:stretch>
                       <a:fillRect/>
@@ -1992,6 +3655,775 @@
         </w:rPr>
       </w:r>
     </w:p>
+    <w:p>
+      <w:pPr>
+        <w:rPr/>
+      </w:pPr>
+      <w:r>
+        <w:rPr>
+          <w:rtl w:val="0"/>
+        </w:rPr>
+      </w:r>
+    </w:p>
+    <w:p>
+      <w:pPr>
+        <w:rPr/>
+      </w:pPr>
+      <w:r>
+        <w:rPr>
+          <w:rtl w:val="0"/>
+        </w:rPr>
+      </w:r>
+    </w:p>
+    <w:p>
+      <w:pPr>
+        <w:rPr/>
+      </w:pPr>
+      <w:r>
+        <w:rPr>
+          <w:rtl w:val="0"/>
+        </w:rPr>
+      </w:r>
+    </w:p>
+    <w:p>
+      <w:pPr>
+        <w:rPr/>
+      </w:pPr>
+      <w:r>
+        <w:rPr>
+          <w:rtl w:val="0"/>
+        </w:rPr>
+      </w:r>
+    </w:p>
+    <w:p>
+      <w:pPr>
+        <w:rPr/>
+      </w:pPr>
+      <w:r>
+        <w:rPr>
+          <w:rtl w:val="0"/>
+        </w:rPr>
+      </w:r>
+    </w:p>
+    <w:p>
+      <w:pPr>
+        <w:rPr/>
+      </w:pPr>
+      <w:r>
+        <w:rPr>
+          <w:rtl w:val="0"/>
+        </w:rPr>
+      </w:r>
+    </w:p>
+    <w:p>
+      <w:pPr>
+        <w:rPr/>
+      </w:pPr>
+      <w:r>
+        <w:rPr>
+          <w:rtl w:val="0"/>
+        </w:rPr>
+      </w:r>
+    </w:p>
+    <w:p>
+      <w:pPr>
+        <w:rPr/>
+      </w:pPr>
+      <w:r>
+        <w:rPr>
+          <w:rtl w:val="0"/>
+        </w:rPr>
+      </w:r>
+    </w:p>
+    <w:p>
+      <w:pPr>
+        <w:rPr/>
+      </w:pPr>
+      <w:r>
+        <w:rPr>
+          <w:rtl w:val="0"/>
+        </w:rPr>
+      </w:r>
+    </w:p>
+    <w:p>
+      <w:pPr>
+        <w:rPr/>
+      </w:pPr>
+      <w:r>
+        <w:rPr>
+          <w:rtl w:val="0"/>
+        </w:rPr>
+      </w:r>
+    </w:p>
+    <w:p>
+      <w:pPr>
+        <w:rPr/>
+      </w:pPr>
+      <w:r>
+        <w:rPr>
+          <w:rtl w:val="0"/>
+        </w:rPr>
+      </w:r>
+    </w:p>
+    <w:p>
+      <w:pPr>
+        <w:rPr/>
+      </w:pPr>
+      <w:r>
+        <w:rPr>
+          <w:rtl w:val="0"/>
+        </w:rPr>
+      </w:r>
+    </w:p>
+    <w:p>
+      <w:pPr>
+        <w:rPr/>
+      </w:pPr>
+      <w:r>
+        <w:rPr>
+          <w:rtl w:val="0"/>
+        </w:rPr>
+      </w:r>
+    </w:p>
+    <w:p>
+      <w:pPr>
+        <w:pStyle w:val="Heading2"/>
+        <w:keepNext w:val="0"/>
+        <w:keepLines w:val="0"/>
+        <w:shd w:fill="ffffff" w:val="clear"/>
+        <w:spacing w:after="100" w:before="100" w:line="360" w:lineRule="auto"/>
+        <w:rPr>
+          <w:color w:val="273540"/>
+          <w:sz w:val="61"/>
+          <w:szCs w:val="61"/>
+        </w:rPr>
+      </w:pPr>
+      <w:bookmarkStart w:colFirst="0" w:colLast="0" w:name="_yrojuuzbn6w" w:id="14"/>
+      <w:bookmarkEnd w:id="14"/>
+      <w:r>
+        <w:rPr>
+          <w:color w:val="273540"/>
+          <w:sz w:val="61"/>
+          <w:szCs w:val="61"/>
+          <w:rtl w:val="0"/>
+        </w:rPr>
+        <w:t xml:space="preserve">4. Evidencia de sobrecarga</w:t>
+      </w:r>
+    </w:p>
+    <w:p>
+      <w:pPr>
+        <w:rPr/>
+      </w:pPr>
+      <w:r>
+        <w:rPr>
+          <w:rtl w:val="0"/>
+        </w:rPr>
+      </w:r>
+    </w:p>
+    <w:p>
+      <w:pPr>
+        <w:rPr/>
+      </w:pPr>
+      <w:r>
+        <w:rPr>
+          <w:color w:val="273540"/>
+          <w:sz w:val="24"/>
+          <w:szCs w:val="24"/>
+          <w:rtl w:val="0"/>
+        </w:rPr>
+        <w:t xml:space="preserve">los dos métodos sobrecargados.</w:t>
+      </w:r>
+      <w:r>
+        <w:rPr>
+          <w:rtl w:val="0"/>
+        </w:rPr>
+        <w:t xml:space="preserve"> </w:t>
+      </w:r>
+      <w:r>
+        <w:rPr>
+          <w:rtl w:val="0"/>
+        </w:rPr>
+      </w:r>
+    </w:p>
+    <w:p>
+      <w:pPr>
+        <w:rPr/>
+      </w:pPr>
+      <w:r>
+        <w:rPr/>
+        <w:drawing>
+          <wp:inline distB="114300" distT="114300" distL="114300" distR="114300">
+            <wp:extent cx="6529388" cy="3469631"/>
+            <wp:effectExtent b="0" l="0" r="0" t="0"/>
+            <wp:docPr id="21" name="image21.png"/>
+            <a:graphic>
+              <a:graphicData uri="http://schemas.openxmlformats.org/drawingml/2006/picture">
+                <pic:pic>
+                  <pic:nvPicPr>
+                    <pic:cNvPr id="0" name="image21.png"/>
+                    <pic:cNvPicPr preferRelativeResize="0"/>
+                  </pic:nvPicPr>
+                  <pic:blipFill>
+                    <a:blip r:embed="rId24"/>
+                    <a:srcRect b="0" l="0" r="0" t="0"/>
+                    <a:stretch>
+                      <a:fillRect/>
+                    </a:stretch>
+                  </pic:blipFill>
+                  <pic:spPr>
+                    <a:xfrm>
+                      <a:off x="0" y="0"/>
+                      <a:ext cx="6529388" cy="3469631"/>
+                    </a:xfrm>
+                    <a:prstGeom prst="rect"/>
+                    <a:ln/>
+                  </pic:spPr>
+                </pic:pic>
+              </a:graphicData>
+            </a:graphic>
+          </wp:inline>
+        </w:drawing>
+      </w:r>
+      <w:r>
+        <w:rPr>
+          <w:rtl w:val="0"/>
+        </w:rPr>
+      </w:r>
+    </w:p>
+    <w:p>
+      <w:pPr>
+        <w:rPr/>
+      </w:pPr>
+      <w:r>
+        <w:rPr/>
+        <w:drawing>
+          <wp:inline distB="114300" distT="114300" distL="114300" distR="114300">
+            <wp:extent cx="6486001" cy="895307"/>
+            <wp:effectExtent b="0" l="0" r="0" t="0"/>
+            <wp:docPr id="1" name="image8.png"/>
+            <a:graphic>
+              <a:graphicData uri="http://schemas.openxmlformats.org/drawingml/2006/picture">
+                <pic:pic>
+                  <pic:nvPicPr>
+                    <pic:cNvPr id="0" name="image8.png"/>
+                    <pic:cNvPicPr preferRelativeResize="0"/>
+                  </pic:nvPicPr>
+                  <pic:blipFill>
+                    <a:blip r:embed="rId25"/>
+                    <a:srcRect b="0" l="0" r="0" t="0"/>
+                    <a:stretch>
+                      <a:fillRect/>
+                    </a:stretch>
+                  </pic:blipFill>
+                  <pic:spPr>
+                    <a:xfrm>
+                      <a:off x="0" y="0"/>
+                      <a:ext cx="6486001" cy="895307"/>
+                    </a:xfrm>
+                    <a:prstGeom prst="rect"/>
+                    <a:ln/>
+                  </pic:spPr>
+                </pic:pic>
+              </a:graphicData>
+            </a:graphic>
+          </wp:inline>
+        </w:drawing>
+      </w:r>
+      <w:r>
+        <w:rPr>
+          <w:rtl w:val="0"/>
+        </w:rPr>
+      </w:r>
+    </w:p>
+    <w:p>
+      <w:pPr>
+        <w:rPr/>
+      </w:pPr>
+      <w:r>
+        <w:rPr>
+          <w:rtl w:val="0"/>
+        </w:rPr>
+      </w:r>
+    </w:p>
+    <w:p>
+      <w:pPr>
+        <w:rPr/>
+      </w:pPr>
+      <w:r>
+        <w:rPr>
+          <w:rtl w:val="0"/>
+        </w:rPr>
+      </w:r>
+    </w:p>
+    <w:p>
+      <w:pPr>
+        <w:rPr/>
+      </w:pPr>
+      <w:r>
+        <w:rPr>
+          <w:rtl w:val="0"/>
+        </w:rPr>
+      </w:r>
+    </w:p>
+    <w:p>
+      <w:pPr>
+        <w:rPr/>
+      </w:pPr>
+      <w:r>
+        <w:rPr/>
+        <w:drawing>
+          <wp:inline distB="114300" distT="114300" distL="114300" distR="114300">
+            <wp:extent cx="6207026" cy="3495319"/>
+            <wp:effectExtent b="0" l="0" r="0" t="0"/>
+            <wp:docPr id="8" name="image22.png"/>
+            <a:graphic>
+              <a:graphicData uri="http://schemas.openxmlformats.org/drawingml/2006/picture">
+                <pic:pic>
+                  <pic:nvPicPr>
+                    <pic:cNvPr id="0" name="image22.png"/>
+                    <pic:cNvPicPr preferRelativeResize="0"/>
+                  </pic:nvPicPr>
+                  <pic:blipFill>
+                    <a:blip r:embed="rId26"/>
+                    <a:srcRect b="0" l="0" r="0" t="0"/>
+                    <a:stretch>
+                      <a:fillRect/>
+                    </a:stretch>
+                  </pic:blipFill>
+                  <pic:spPr>
+                    <a:xfrm>
+                      <a:off x="0" y="0"/>
+                      <a:ext cx="6207026" cy="3495319"/>
+                    </a:xfrm>
+                    <a:prstGeom prst="rect"/>
+                    <a:ln/>
+                  </pic:spPr>
+                </pic:pic>
+              </a:graphicData>
+            </a:graphic>
+          </wp:inline>
+        </w:drawing>
+      </w:r>
+      <w:r>
+        <w:rPr/>
+        <w:drawing>
+          <wp:inline distB="114300" distT="114300" distL="114300" distR="114300">
+            <wp:extent cx="6268955" cy="989287"/>
+            <wp:effectExtent b="0" l="0" r="0" t="0"/>
+            <wp:docPr id="12" name="image9.png"/>
+            <a:graphic>
+              <a:graphicData uri="http://schemas.openxmlformats.org/drawingml/2006/picture">
+                <pic:pic>
+                  <pic:nvPicPr>
+                    <pic:cNvPr id="0" name="image9.png"/>
+                    <pic:cNvPicPr preferRelativeResize="0"/>
+                  </pic:nvPicPr>
+                  <pic:blipFill>
+                    <a:blip r:embed="rId27"/>
+                    <a:srcRect b="0" l="0" r="0" t="0"/>
+                    <a:stretch>
+                      <a:fillRect/>
+                    </a:stretch>
+                  </pic:blipFill>
+                  <pic:spPr>
+                    <a:xfrm>
+                      <a:off x="0" y="0"/>
+                      <a:ext cx="6268955" cy="989287"/>
+                    </a:xfrm>
+                    <a:prstGeom prst="rect"/>
+                    <a:ln/>
+                  </pic:spPr>
+                </pic:pic>
+              </a:graphicData>
+            </a:graphic>
+          </wp:inline>
+        </w:drawing>
+      </w:r>
+      <w:r>
+        <w:rPr>
+          <w:rtl w:val="0"/>
+        </w:rPr>
+      </w:r>
+    </w:p>
+    <w:p>
+      <w:pPr>
+        <w:rPr/>
+      </w:pPr>
+      <w:r>
+        <w:rPr>
+          <w:rtl w:val="0"/>
+        </w:rPr>
+      </w:r>
+    </w:p>
+    <w:p>
+      <w:pPr>
+        <w:rPr/>
+      </w:pPr>
+      <w:r>
+        <w:rPr>
+          <w:rtl w:val="0"/>
+        </w:rPr>
+      </w:r>
+    </w:p>
+    <w:p>
+      <w:pPr>
+        <w:rPr/>
+      </w:pPr>
+      <w:r>
+        <w:rPr>
+          <w:rtl w:val="0"/>
+        </w:rPr>
+      </w:r>
+    </w:p>
+    <w:p>
+      <w:pPr>
+        <w:rPr/>
+      </w:pPr>
+      <w:r>
+        <w:rPr>
+          <w:rtl w:val="0"/>
+        </w:rPr>
+      </w:r>
+    </w:p>
+    <w:p>
+      <w:pPr>
+        <w:rPr/>
+      </w:pPr>
+      <w:r>
+        <w:rPr>
+          <w:rtl w:val="0"/>
+        </w:rPr>
+      </w:r>
+    </w:p>
+    <w:p>
+      <w:pPr>
+        <w:rPr/>
+      </w:pPr>
+      <w:r>
+        <w:rPr>
+          <w:rtl w:val="0"/>
+        </w:rPr>
+      </w:r>
+    </w:p>
+    <w:p>
+      <w:pPr>
+        <w:rPr/>
+      </w:pPr>
+      <w:r>
+        <w:rPr>
+          <w:rtl w:val="0"/>
+        </w:rPr>
+      </w:r>
+    </w:p>
+    <w:p>
+      <w:pPr>
+        <w:rPr/>
+      </w:pPr>
+      <w:r>
+        <w:rPr>
+          <w:rtl w:val="0"/>
+        </w:rPr>
+      </w:r>
+    </w:p>
+    <w:p>
+      <w:pPr>
+        <w:rPr/>
+      </w:pPr>
+      <w:r>
+        <w:rPr>
+          <w:rtl w:val="0"/>
+        </w:rPr>
+      </w:r>
+    </w:p>
+    <w:p>
+      <w:pPr>
+        <w:rPr/>
+      </w:pPr>
+      <w:r>
+        <w:rPr>
+          <w:rtl w:val="0"/>
+        </w:rPr>
+      </w:r>
+    </w:p>
+    <w:p>
+      <w:pPr>
+        <w:rPr/>
+      </w:pPr>
+      <w:r>
+        <w:rPr>
+          <w:rtl w:val="0"/>
+        </w:rPr>
+      </w:r>
+    </w:p>
+    <w:p>
+      <w:pPr>
+        <w:rPr/>
+      </w:pPr>
+      <w:r>
+        <w:rPr>
+          <w:rtl w:val="0"/>
+        </w:rPr>
+      </w:r>
+    </w:p>
+    <w:p>
+      <w:pPr>
+        <w:rPr/>
+      </w:pPr>
+      <w:r>
+        <w:rPr>
+          <w:rtl w:val="0"/>
+        </w:rPr>
+      </w:r>
+    </w:p>
+    <w:p>
+      <w:pPr>
+        <w:rPr/>
+      </w:pPr>
+      <w:r>
+        <w:rPr>
+          <w:rtl w:val="0"/>
+        </w:rPr>
+      </w:r>
+    </w:p>
+    <w:p>
+      <w:pPr>
+        <w:rPr/>
+      </w:pPr>
+      <w:r>
+        <w:rPr>
+          <w:rtl w:val="0"/>
+        </w:rPr>
+      </w:r>
+    </w:p>
+    <w:p>
+      <w:pPr>
+        <w:rPr/>
+      </w:pPr>
+      <w:r>
+        <w:rPr>
+          <w:rtl w:val="0"/>
+        </w:rPr>
+      </w:r>
+    </w:p>
+    <w:p>
+      <w:pPr>
+        <w:rPr/>
+      </w:pPr>
+      <w:r>
+        <w:rPr>
+          <w:rtl w:val="0"/>
+        </w:rPr>
+      </w:r>
+    </w:p>
+    <w:p>
+      <w:pPr>
+        <w:rPr/>
+      </w:pPr>
+      <w:r>
+        <w:rPr>
+          <w:rtl w:val="0"/>
+        </w:rPr>
+      </w:r>
+    </w:p>
+    <w:p>
+      <w:pPr>
+        <w:rPr/>
+      </w:pPr>
+      <w:r>
+        <w:rPr>
+          <w:rtl w:val="0"/>
+        </w:rPr>
+      </w:r>
+    </w:p>
+    <w:p>
+      <w:pPr>
+        <w:rPr/>
+      </w:pPr>
+      <w:r>
+        <w:rPr>
+          <w:rtl w:val="0"/>
+        </w:rPr>
+      </w:r>
+    </w:p>
+    <w:p>
+      <w:pPr>
+        <w:rPr/>
+      </w:pPr>
+      <w:r>
+        <w:rPr>
+          <w:rtl w:val="0"/>
+        </w:rPr>
+      </w:r>
+    </w:p>
+    <w:p>
+      <w:pPr>
+        <w:rPr/>
+      </w:pPr>
+      <w:r>
+        <w:rPr>
+          <w:rtl w:val="0"/>
+        </w:rPr>
+      </w:r>
+    </w:p>
+    <w:p>
+      <w:pPr>
+        <w:rPr/>
+      </w:pPr>
+      <w:r>
+        <w:rPr>
+          <w:rtl w:val="0"/>
+        </w:rPr>
+      </w:r>
+    </w:p>
+    <w:p>
+      <w:pPr>
+        <w:rPr/>
+      </w:pPr>
+      <w:r>
+        <w:rPr>
+          <w:color w:val="273540"/>
+          <w:sz w:val="24"/>
+          <w:szCs w:val="24"/>
+          <w:rtl w:val="0"/>
+        </w:rPr>
+        <w:t xml:space="preserve"> la invocación de ambas versiones.</w:t>
+      </w:r>
+      <w:r>
+        <w:rPr>
+          <w:rtl w:val="0"/>
+        </w:rPr>
+        <w:t xml:space="preserve"> </w:t>
+      </w:r>
+    </w:p>
+    <w:p>
+      <w:pPr>
+        <w:rPr/>
+      </w:pPr>
+      <w:r>
+        <w:rPr/>
+        <w:drawing>
+          <wp:inline distB="114300" distT="114300" distL="114300" distR="114300">
+            <wp:extent cx="6161044" cy="3274974"/>
+            <wp:effectExtent b="0" l="0" r="0" t="0"/>
+            <wp:docPr id="20" name="image14.png"/>
+            <a:graphic>
+              <a:graphicData uri="http://schemas.openxmlformats.org/drawingml/2006/picture">
+                <pic:pic>
+                  <pic:nvPicPr>
+                    <pic:cNvPr id="0" name="image14.png"/>
+                    <pic:cNvPicPr preferRelativeResize="0"/>
+                  </pic:nvPicPr>
+                  <pic:blipFill>
+                    <a:blip r:embed="rId28"/>
+                    <a:srcRect b="0" l="0" r="0" t="0"/>
+                    <a:stretch>
+                      <a:fillRect/>
+                    </a:stretch>
+                  </pic:blipFill>
+                  <pic:spPr>
+                    <a:xfrm>
+                      <a:off x="0" y="0"/>
+                      <a:ext cx="6161044" cy="3274974"/>
+                    </a:xfrm>
+                    <a:prstGeom prst="rect"/>
+                    <a:ln/>
+                  </pic:spPr>
+                </pic:pic>
+              </a:graphicData>
+            </a:graphic>
+          </wp:inline>
+        </w:drawing>
+      </w:r>
+      <w:r>
+        <w:rPr>
+          <w:rtl w:val="0"/>
+        </w:rPr>
+      </w:r>
+    </w:p>
+    <w:p>
+      <w:pPr>
+        <w:rPr/>
+      </w:pPr>
+      <w:r>
+        <w:rPr>
+          <w:rtl w:val="0"/>
+        </w:rPr>
+      </w:r>
+    </w:p>
+    <w:p>
+      <w:pPr>
+        <w:rPr/>
+      </w:pPr>
+      <w:r>
+        <w:rPr>
+          <w:rtl w:val="0"/>
+        </w:rPr>
+      </w:r>
+    </w:p>
+    <w:p>
+      <w:pPr>
+        <w:rPr>
+          <w:color w:val="273540"/>
+          <w:sz w:val="24"/>
+          <w:szCs w:val="24"/>
+        </w:rPr>
+      </w:pPr>
+      <w:r>
+        <w:rPr>
+          <w:color w:val="273540"/>
+          <w:sz w:val="24"/>
+          <w:szCs w:val="24"/>
+          <w:rtl w:val="0"/>
+        </w:rPr>
+        <w:t xml:space="preserve">explicación</w:t>
+      </w:r>
+    </w:p>
+    <w:p>
+      <w:pPr>
+        <w:rPr>
+          <w:color w:val="273540"/>
+          <w:sz w:val="24"/>
+          <w:szCs w:val="24"/>
+        </w:rPr>
+      </w:pPr>
+      <w:r>
+        <w:rPr>
+          <w:color w:val="273540"/>
+          <w:sz w:val="24"/>
+          <w:szCs w:val="24"/>
+          <w:rtl w:val="0"/>
+        </w:rPr>
+        <w:t xml:space="preserve">Los métodos constituyen una sobrecarga porque comparten el mismo nombre (retirar) dentro de la misma clase, pero tienen una firma distinta. la primera versión acepta dos parámetros (SaldoActual y monto), mientras que la segunda incluye un tercer parámetros (comision) para aplicar un recargo adicional. la versión de dos parametros se ejecuta durante el retiro normal, mientras que la otra se invoca al realizar un retiro con comision.</w:t>
+      </w:r>
+    </w:p>
+    <w:p>
+      <w:pPr>
+        <w:rPr>
+          <w:color w:val="273540"/>
+          <w:sz w:val="24"/>
+          <w:szCs w:val="24"/>
+        </w:rPr>
+      </w:pPr>
+      <w:r>
+        <w:rPr>
+          <w:rtl w:val="0"/>
+        </w:rPr>
+      </w:r>
+    </w:p>
+    <w:p>
+      <w:pPr>
+        <w:rPr>
+          <w:color w:val="273540"/>
+          <w:sz w:val="24"/>
+          <w:szCs w:val="24"/>
+        </w:rPr>
+      </w:pPr>
+      <w:r>
+        <w:rPr>
+          <w:rtl w:val="0"/>
+        </w:rPr>
+      </w:r>
+    </w:p>
     <w:sectPr>
       <w:pgSz w:h="16834" w:w="11909" w:orient="portrait"/>
       <w:pgMar w:bottom="1440" w:top="1440" w:left="1440" w:right="1440" w:header="720" w:footer="720"/>
@@ -2004,6 +4436,125 @@
 <file path=word/numbering.xml><?xml version="1.0" encoding="utf-8"?>
 <w:numbering xmlns:mc="http://schemas.openxmlformats.org/markup-compatibility/2006" xmlns:o="urn:schemas-microsoft-com:office:office" xmlns:r="http://schemas.openxmlformats.org/officeDocument/2006/relationships" xmlns:m="http://schemas.openxmlformats.org/officeDocument/2006/math" xmlns:v="urn:schemas-microsoft-com:vml" xmlns:wp="http://schemas.openxmlformats.org/drawingml/2006/wordprocessingDrawing" xmlns:w10="urn:schemas-microsoft-com:office:word" xmlns:w="http://schemas.openxmlformats.org/wordprocessingml/2006/main" xmlns:wne="http://schemas.microsoft.com/office/word/2006/wordml" xmlns:sl="http://schemas.openxmlformats.org/schemaLibrary/2006/main" xmlns:a="http://schemas.openxmlformats.org/drawingml/2006/main" xmlns:pic="http://schemas.openxmlformats.org/drawingml/2006/picture" xmlns:c="http://schemas.openxmlformats.org/drawingml/2006/chart" xmlns:lc="http://schemas.openxmlformats.org/drawingml/2006/lockedCanvas" xmlns:dgm="http://schemas.openxmlformats.org/drawingml/2006/diagram" xmlns:wps="http://schemas.microsoft.com/office/word/2010/wordprocessingShape" xmlns:wpg="http://schemas.microsoft.com/office/word/2010/wordprocessingGroup" xmlns:w14="http://schemas.microsoft.com/office/word/2010/wordml" xmlns:w15="http://schemas.microsoft.com/office/word/2012/wordml" xmlns:w16="http://schemas.microsoft.com/office/word/2018/wordml" xmlns:w16cex="http://schemas.microsoft.com/office/word/2018/wordml/cex" xmlns:w16cid="http://schemas.microsoft.com/office/word/2016/wordml/cid" xmlns="http://schemas.microsoft.com/office/tasks/2019/documenttasks" xmlns:cr="http://schemas.microsoft.com/office/comments/2020/reactions">
   <w:abstractNum w:abstractNumId="1">
+    <w:lvl w:ilvl="0">
+      <w:start w:val="1"/>
+      <w:numFmt w:val="bullet"/>
+      <w:lvlText w:val="●"/>
+      <w:lvlJc w:val="left"/>
+      <w:pPr>
+        <w:ind w:left="720" w:hanging="360"/>
+      </w:pPr>
+      <w:rPr>
+        <w:rFonts w:ascii="Lato" w:cs="Lato" w:eastAsia="Lato" w:hAnsi="Lato"/>
+        <w:b w:val="0"/>
+        <w:bCs w:val="0"/>
+        <w:i w:val="0"/>
+        <w:iCs w:val="0"/>
+        <w:smallCaps w:val="0"/>
+        <w:color w:val="273540"/>
+        <w:sz w:val="24"/>
+        <w:szCs w:val="24"/>
+        <w:u w:val="none"/>
+      </w:rPr>
+    </w:lvl>
+    <w:lvl w:ilvl="1">
+      <w:start w:val="1"/>
+      <w:numFmt w:val="bullet"/>
+      <w:lvlText w:val="○"/>
+      <w:lvlJc w:val="left"/>
+      <w:pPr>
+        <w:ind w:left="1440" w:hanging="360"/>
+      </w:pPr>
+      <w:rPr>
+        <w:u w:val="none"/>
+      </w:rPr>
+    </w:lvl>
+    <w:lvl w:ilvl="2">
+      <w:start w:val="1"/>
+      <w:numFmt w:val="bullet"/>
+      <w:lvlText w:val="■"/>
+      <w:lvlJc w:val="left"/>
+      <w:pPr>
+        <w:ind w:left="2160" w:hanging="360"/>
+      </w:pPr>
+      <w:rPr>
+        <w:u w:val="none"/>
+      </w:rPr>
+    </w:lvl>
+    <w:lvl w:ilvl="3">
+      <w:start w:val="1"/>
+      <w:numFmt w:val="bullet"/>
+      <w:lvlText w:val="●"/>
+      <w:lvlJc w:val="left"/>
+      <w:pPr>
+        <w:ind w:left="2880" w:hanging="360"/>
+      </w:pPr>
+      <w:rPr>
+        <w:u w:val="none"/>
+      </w:rPr>
+    </w:lvl>
+    <w:lvl w:ilvl="4">
+      <w:start w:val="1"/>
+      <w:numFmt w:val="bullet"/>
+      <w:lvlText w:val="○"/>
+      <w:lvlJc w:val="left"/>
+      <w:pPr>
+        <w:ind w:left="3600" w:hanging="360"/>
+      </w:pPr>
+      <w:rPr>
+        <w:u w:val="none"/>
+      </w:rPr>
+    </w:lvl>
+    <w:lvl w:ilvl="5">
+      <w:start w:val="1"/>
+      <w:numFmt w:val="bullet"/>
+      <w:lvlText w:val="■"/>
+      <w:lvlJc w:val="left"/>
+      <w:pPr>
+        <w:ind w:left="4320" w:hanging="360"/>
+      </w:pPr>
+      <w:rPr>
+        <w:u w:val="none"/>
+      </w:rPr>
+    </w:lvl>
+    <w:lvl w:ilvl="6">
+      <w:start w:val="1"/>
+      <w:numFmt w:val="bullet"/>
+      <w:lvlText w:val="●"/>
+      <w:lvlJc w:val="left"/>
+      <w:pPr>
+        <w:ind w:left="5040" w:hanging="360"/>
+      </w:pPr>
+      <w:rPr>
+        <w:u w:val="none"/>
+      </w:rPr>
+    </w:lvl>
+    <w:lvl w:ilvl="7">
+      <w:start w:val="1"/>
+      <w:numFmt w:val="bullet"/>
+      <w:lvlText w:val="○"/>
+      <w:lvlJc w:val="left"/>
+      <w:pPr>
+        <w:ind w:left="5760" w:hanging="360"/>
+      </w:pPr>
+      <w:rPr>
+        <w:u w:val="none"/>
+      </w:rPr>
+    </w:lvl>
+    <w:lvl w:ilvl="8">
+      <w:start w:val="1"/>
+      <w:numFmt w:val="bullet"/>
+      <w:lvlText w:val="■"/>
+      <w:lvlJc w:val="left"/>
+      <w:pPr>
+        <w:ind w:left="6480" w:hanging="360"/>
+      </w:pPr>
+      <w:rPr>
+        <w:u w:val="none"/>
+      </w:rPr>
+    </w:lvl>
+  </w:abstractNum>
+  <w:abstractNum w:abstractNumId="2">
     <w:lvl w:ilvl="0">
       <w:start w:val="1"/>
       <w:numFmt w:val="decimal"/>
@@ -2124,6 +4675,9 @@
   </w:abstractNum>
   <w:num w:numId="1">
     <w:abstractNumId w:val="1"/>
+  </w:num>
+  <w:num w:numId="2">
+    <w:abstractNumId w:val="2"/>
   </w:num>
 </w:numbering>
 </file>
